--- a/spa/docx/07.content.docx
+++ b/spa/docx/07.content.docx
@@ -214,7 +214,7 @@
         <w:rPr>
           <w:lang w:val="es_ES" w:bidi="es_ES"/>
         </w:rPr>
-        <w:t xml:space="preserve"> Después de la muerte de Josué, los israelitas consultaron al Señor y preguntaron:—¿Cuál de las tribus será la primera en salir a atacar a los cananeos?</w:t>
+        <w:t xml:space="preserve"> Después de la muerte de Josué, los israelitas consultaron al Señor y preguntaron: —¿Cuál de las tribus será la primera en salir a atacar a los cananeos?</w:t>
       </w:r>
     </w:p>
     <w:p>
@@ -271,7 +271,7 @@
           <w:vertAlign w:val="superscript"/>
           <w:lang w:val="es_ES" w:bidi="es_ES"/>
         </w:rPr>
-        <w:t>6</w:t>
+        <w:t>4-6</w:t>
       </w:r>
       <w:r>
         <w:rPr>
@@ -466,7 +466,7 @@
         <w:rPr>
           <w:lang w:val="es_ES" w:bidi="es_ES"/>
         </w:rPr>
-        <w:t xml:space="preserve"> Ella le respondió:—Quiero pedirte algo. Ya que me has dado tierras en el Néguev, dame también manantiales de agua.Entonces Caleb le otorgó los manantiales de arriba y de abajo.</w:t>
+        <w:t xml:space="preserve"> Ella le respondió: —Quiero pedirte algo. Ya que me has dado tierras en el Néguev, dame también manantiales de agua. Entonces Caleb le otorgó los manantiales de arriba y de abajo.</w:t>
       </w:r>
     </w:p>
     <w:p>
@@ -508,7 +508,7 @@
         <w:rPr>
           <w:lang w:val="es_ES" w:bidi="es_ES"/>
         </w:rPr>
-        <w:t xml:space="preserve"> Luego Judá se unió con Simeón para atacar a los cananeos que vivían en Sefat. Mataron a todos los que vivían allí, y por eso ahora esa ciudad se llama Jormá.1</w:t>
+        <w:t xml:space="preserve"> Luego Judá se unió con Simeón para atacar a los cananeos que vivían en Sefat. Mataron a todos los que vivían allí, y por eso ahora esa ciudad se llama Jormá.</w:t>
       </w:r>
     </w:p>
     <w:p>
@@ -607,7 +607,7 @@
           <w:vertAlign w:val="superscript"/>
           <w:lang w:val="es_ES" w:bidi="es_ES"/>
         </w:rPr>
-        <w:t>23</w:t>
+        <w:t>22-23</w:t>
       </w:r>
       <w:r>
         <w:rPr>
@@ -760,7 +760,7 @@
         <w:rPr>
           <w:lang w:val="es_ES" w:bidi="es_ES"/>
         </w:rPr>
-        <w:t xml:space="preserve"> La tribu de Zabulón tampoco expulsaron a los que vivían en Quitrón ni a los de Nalol, y los hicieron trabajar como esclavos.</w:t>
+        <w:t xml:space="preserve"> La tribu de Zabulón tampoco expulsó a los que vivían en Quitrón ni a los de Nalol, y los hizo trabajar como esclavos.</w:t>
       </w:r>
     </w:p>
     <w:p>
@@ -923,7 +923,7 @@
         <w:rPr>
           <w:lang w:val="es_ES" w:bidi="es_ES"/>
         </w:rPr>
-        <w:t xml:space="preserve"> El ángel del Señor fue desde Guilgal hasta Boquín y les dijo a los israelitas:—Yo los saqué de Egipto y los traje a esta tierra que les prometí a sus antepasados. Les dije que nunca rompería mi pacto con ustedes.</w:t>
+        <w:t xml:space="preserve"> El ángel del Señor fue desde Guilgal hasta Boquín y les dijo a los israelitas: —Yo los saqué de Egipto y los traje a esta tierra que les prometí a sus antepasados. Les dije que nunca rompería mi pacto con ustedes.</w:t>
       </w:r>
     </w:p>
     <w:p>
@@ -1007,7 +1007,7 @@
         <w:rPr>
           <w:lang w:val="es_ES" w:bidi="es_ES"/>
         </w:rPr>
-        <w:t xml:space="preserve"> Por eso llamaron a ese lugar Boquín.1 Allí le ofrecieron sacrificios al Señor.</w:t>
+        <w:t xml:space="preserve"> Por eso llamaron a ese lugar Boquín. Allí le ofrecieron sacrificios al Señor.</w:t>
       </w:r>
     </w:p>
     <w:p>
@@ -1043,7 +1043,7 @@
           <w:vertAlign w:val="superscript"/>
           <w:lang w:val="es_ES" w:bidi="es_ES"/>
         </w:rPr>
-        <w:t>9</w:t>
+        <w:t>7-9</w:t>
       </w:r>
       <w:r>
         <w:rPr>
@@ -1106,7 +1106,7 @@
           <w:vertAlign w:val="superscript"/>
           <w:lang w:val="es_ES" w:bidi="es_ES"/>
         </w:rPr>
-        <w:t>14</w:t>
+        <w:t>12-14</w:t>
       </w:r>
       <w:r>
         <w:rPr>
@@ -1238,7 +1238,7 @@
         <w:rPr>
           <w:lang w:val="es_ES" w:bidi="es_ES"/>
         </w:rPr>
-        <w:t xml:space="preserve"> Entonces el Señor se enojaba muchísimo contra Israel y declaraba:—Este pueblo ha roto el pacto que hice con sus antepasados.</w:t>
+        <w:t xml:space="preserve"> Entonces el Señor se enojaba muchísimo contra Israel y declaraba: —Este pueblo ha roto el pacto que hice con sus antepasados.</w:t>
       </w:r>
     </w:p>
     <w:p>
@@ -1668,13 +1668,13 @@
           <w:vertAlign w:val="superscript"/>
           <w:lang w:val="es_ES" w:bidi="es_ES"/>
         </w:rPr>
-        <w:t>19</w:t>
-      </w:r>
-      <w:r>
-        <w:rPr>
-          <w:lang w:val="es_ES" w:bidi="es_ES"/>
-        </w:rPr>
-        <w:t xml:space="preserve"> Aod le entregó el tributo al rey Eglón de Moab, que era muy gordo. Después de entregarle el tributo, Aod despidió a los hombres que habían cargado el tributo y emprendió el regreso. Pero cuando llegó a las canteras que están cerca de Guilgal, se despidió de los hombres que iban con él y regresó solo para ver al rey. Le dijo:—Tengo un mensaje secreto para ti. El rey ordenó de inmediato que todos salieran para quedarse a solas con Aod.</w:t>
+        <w:t>17-19</w:t>
+      </w:r>
+      <w:r>
+        <w:rPr>
+          <w:lang w:val="es_ES" w:bidi="es_ES"/>
+        </w:rPr>
+        <w:t xml:space="preserve"> Aod le entregó el tributo al rey Eglón de Moab, que era muy gordo. Después de entregarle el tributo, Aod despidió a los hombres que habían cargado el tributo y emprendió el regreso. Pero cuando llegó a las canteras que están cerca de Guilgal, se despidió de los hombres que iban con él y regresó solo para ver al rey. Le dijo: —Tengo un mensaje secreto para ti. El rey ordenó de inmediato que todos salieran para quedarse a solas con Aod.</w:t>
       </w:r>
     </w:p>
     <w:p>
@@ -1731,7 +1731,7 @@
           <w:vertAlign w:val="superscript"/>
           <w:lang w:val="es_ES" w:bidi="es_ES"/>
         </w:rPr>
-        <w:t>23</w:t>
+        <w:t>22-23</w:t>
       </w:r>
       <w:r>
         <w:rPr>
@@ -2068,7 +2068,7 @@
         <w:rPr>
           <w:lang w:val="es_ES" w:bidi="es_ES"/>
         </w:rPr>
-        <w:t xml:space="preserve"> Llévalos al monte Tabor. Allí te enfrentarás a Sísara, el comandante del ejército de Jabín, con todos sus carros de guerra. El Señor dice: "Yo haré que Sísara vaya con su ejército hasta el arroyo Quisón, y allí te daré la victoria sobre él".</w:t>
+        <w:t xml:space="preserve"> Llévalos al monte Tabor. Allí te enfrentarás a Sísara, el comandante del ejército de Jabín, con todos sus carros de guerra. El Señor dice: “Yo haré que Sísara vaya con su ejército hasta el arroyo Quisón, y allí te daré la victoria sobre él”.</w:t>
       </w:r>
     </w:p>
     <w:p>
@@ -2672,7 +2672,7 @@
         <w:rPr>
           <w:lang w:val="es_ES" w:bidi="es_ES"/>
         </w:rPr>
-        <w:t xml:space="preserve"> Escuchen a los que cantan junto a los pozos. Allí cuentan las victorias del Señor, lo que hizo por los campesinos de Israel.Entonces bajó a las puertas el pueblo del Señor.</w:t>
+        <w:t xml:space="preserve"> Escuchen a los que cantan junto a los pozos. Allí cuentan las victorias del Señor, lo que hizo por los campesinos de Israel. Entonces bajó a las puertas el pueblo del Señor.</w:t>
       </w:r>
     </w:p>
     <w:p>
@@ -2693,7 +2693,7 @@
         <w:rPr>
           <w:lang w:val="es_ES" w:bidi="es_ES"/>
         </w:rPr>
-        <w:t xml:space="preserve"> ¡Despierta, Débora, despierta y canta una canción! Levántate, Barac, hijo de Abinoán, y lleva prisioneros a los que capturaste!</w:t>
+        <w:t xml:space="preserve"> ¡Despierta, Débora, despierta y canta una canción! ¡Levántate, Barac, hijo de Abinoán, y lleva prisioneros a los que capturaste!</w:t>
       </w:r>
     </w:p>
     <w:p>
@@ -2756,7 +2756,7 @@
         <w:rPr>
           <w:lang w:val="es_ES" w:bidi="es_ES"/>
         </w:rPr>
-        <w:t xml:space="preserve"> Los jefes de Isacar estaban con Débora; Isacar apoyó a Barac y se corrieron hacia él en el valle. Los de la tribu de Rubén se quedaron deliberando.</w:t>
+        <w:t xml:space="preserve"> Los jefes de Isacar estaban con Débora; Isacar apoyó a Barac y corrieron hacia él en el valle. Los de la tribu de Rubén se quedaron deliberando.</w:t>
       </w:r>
     </w:p>
     <w:p>
@@ -2924,7 +2924,7 @@
         <w:rPr>
           <w:lang w:val="es_ES" w:bidi="es_ES"/>
         </w:rPr>
-        <w:t xml:space="preserve"> Pero el ángel del Señor maldijo a la gente de Meroz: «Que el Señor los castigue duramente», dijo el ángel.«No vinieron a ayudar al Señor contra sus enemigos».</w:t>
+        <w:t xml:space="preserve"> Pero el ángel del Señor maldijo a la gente de Meroz: “Que el Señor los castigue duramente”, dijo el ángel. “No vinieron a ayudar al Señor contra sus enemigos”.</w:t>
       </w:r>
     </w:p>
     <w:p>
@@ -3029,7 +3029,7 @@
         <w:rPr>
           <w:lang w:val="es_ES" w:bidi="es_ES"/>
         </w:rPr>
-        <w:t xml:space="preserve"> La madre de Sísara miraba por la ventana esperando que regresara: «¿Por qué se demora tanto su carro en llegar? ¿Por qué no escuchamos el ruido de sus ruedas?».</w:t>
+        <w:t xml:space="preserve"> La madre de Sísara miraba por la ventana esperando que regresara: «¿Por qué se demora tanto su carro en llegar? ¿Por qué no escuchamos el ruido de sus ruedas?”.</w:t>
       </w:r>
     </w:p>
     <w:p>
@@ -3071,7 +3071,7 @@
         <w:rPr>
           <w:lang w:val="es_ES" w:bidi="es_ES"/>
         </w:rPr>
-        <w:t xml:space="preserve"> «Están repartiendo el botín, seguro.Cada soldado se lleva 1 o 2 muchachas.Y Sísara traerá ropa de muchos colores y muchos regalos para mí».</w:t>
+        <w:t xml:space="preserve"> «Están repartiendo el botín, seguro. Cada soldado se lleva 1 o 2 muchachas. Y Sísara traerá ropa de muchos colores y muchos regalos para mí”.</w:t>
       </w:r>
     </w:p>
     <w:p>
@@ -3092,7 +3092,7 @@
         <w:rPr>
           <w:lang w:val="es_ES" w:bidi="es_ES"/>
         </w:rPr>
-        <w:t xml:space="preserve"> Que todos tus enemigos mueran como Sísara, oh Señor. Pero que quienes te aman brillen como el sol al mediodía.Luego de esto, el país tuvo paz durante 40 años.</w:t>
+        <w:t xml:space="preserve"> Que todos tus enemigos mueran como Sísara, oh Señor. Pero que quienes te aman brillen como el sol al mediodía. Luego de esto, el país tuvo paz durante 40 años.</w:t>
       </w:r>
     </w:p>
     <w:p>
@@ -3228,7 +3228,7 @@
           <w:vertAlign w:val="superscript"/>
           <w:lang w:val="es_ES" w:bidi="es_ES"/>
         </w:rPr>
-        <w:t>7</w:t>
+        <w:t>6-7</w:t>
       </w:r>
       <w:r>
         <w:rPr>
@@ -3255,7 +3255,7 @@
         <w:rPr>
           <w:lang w:val="es_ES" w:bidi="es_ES"/>
         </w:rPr>
-        <w:t xml:space="preserve"> Entonces el Señor les envió un profeta con este mensaje:—Yo, el Señor, Dios de Israel, los saqué de la esclavitud en Egipto.</w:t>
+        <w:t xml:space="preserve"> Entonces el Señor les envió un profeta con este mensaje: —Yo, el Señor, Dios de Israel, los saqué de la esclavitud en Egipto.</w:t>
       </w:r>
     </w:p>
     <w:p>
@@ -3360,7 +3360,7 @@
         <w:rPr>
           <w:lang w:val="es_ES" w:bidi="es_ES"/>
         </w:rPr>
-        <w:t xml:space="preserve"> Gedeón le contestó:—Disculpe, señor, pero si el Señor está con nosotros, ¿por qué nos pasan todas estas desgracias? ¿Qué pasó con todos esos milagros increíbles que nuestros antepasados nos contaron, cuando el Señor los sacó de Egipto? El Señor nos ha abandonado y nos ha dejado en manos de los madianitas.</w:t>
+        <w:t xml:space="preserve"> Gedeón le contestó: —Disculpe, señor, pero si el Señor está con nosotros, ¿por qué nos pasan todas estas desgracias? ¿Qué pasó con todos esos milagros increíbles que nuestros antepasados nos contaron, cuando el Señor los sacó de Egipto? El Señor nos ha abandonado y nos ha dejado en manos de los madianitas.</w:t>
       </w:r>
     </w:p>
     <w:p>
@@ -3381,7 +3381,7 @@
         <w:rPr>
           <w:lang w:val="es_ES" w:bidi="es_ES"/>
         </w:rPr>
-        <w:t xml:space="preserve"> Entonces el Señor lo miró directamente y le ordenó:—Yo te daré el poder que necesitas. Ve y rescata a Israel de los madianitas. Yo mismo te estoy enviando.</w:t>
+        <w:t xml:space="preserve"> Entonces el Señor lo miró directamente y le ordenó: —Yo te daré el poder que necesitas. Ve y rescata a Israel de los madianitas. Yo mismo te estoy enviando.</w:t>
       </w:r>
     </w:p>
     <w:p>
@@ -3570,7 +3570,7 @@
         <w:rPr>
           <w:lang w:val="es_ES" w:bidi="es_ES"/>
         </w:rPr>
-        <w:t xml:space="preserve"> Pero el Señor le dijo:—Tranquilo. No tengas miedo. No morirás.</w:t>
+        <w:t xml:space="preserve"> Pero el Señor le dijo: —Tranquilo. No tengas miedo. No morirás.</w:t>
       </w:r>
     </w:p>
     <w:p>
@@ -3759,7 +3759,7 @@
         <w:rPr>
           <w:lang w:val="es_ES" w:bidi="es_ES"/>
         </w:rPr>
-        <w:t xml:space="preserve"> Desde ese día, Gedeón recibió otro nombre, Yerubaal, que quiere decir: «Que Baal se defienda contra él».</w:t>
+        <w:t xml:space="preserve"> Desde ese día, Gedeón recibió otro nombre, Yerubaal, que quiere decir: “Que Baal se defienda contra él”.</w:t>
       </w:r>
     </w:p>
     <w:p>
@@ -3985,7 +3985,7 @@
         <w:rPr>
           <w:lang w:val="es_ES" w:bidi="es_ES"/>
         </w:rPr>
-        <w:t xml:space="preserve"> El Señor le dijo a Gedeón:—Tienes demasiados soldados contigo. No voy a permitir que todos peleen contra los madianitas. Después, los israelitas presumirían delante de mí y dirían que se salvaron con su propia fuerza.</w:t>
+        <w:t xml:space="preserve"> El Señor le dijo a Gedeón: —Tienes demasiados soldados contigo. No voy a permitir que todos peleen contra los madianitas. Después, los israelitas presumirían delante de mí y dirían que se salvaron con su propia fuerza.</w:t>
       </w:r>
     </w:p>
     <w:p>
@@ -4027,7 +4027,7 @@
         <w:rPr>
           <w:lang w:val="es_ES" w:bidi="es_ES"/>
         </w:rPr>
-        <w:t xml:space="preserve"> Pero el Señor le dijo a Gedeón:—Todavía son muchos. Llévalos hasta el agua y allí te mostraré quiénes deben ir contigo y quiénes no.</w:t>
+        <w:t xml:space="preserve"> Pero el Señor le dijo a Gedeón: —Todavía son muchos. Llévalos hasta el agua y allí te mostraré quiénes deben ir contigo y quiénes no.</w:t>
       </w:r>
     </w:p>
     <w:p>
@@ -4048,7 +4048,7 @@
         <w:rPr>
           <w:lang w:val="es_ES" w:bidi="es_ES"/>
         </w:rPr>
-        <w:t xml:space="preserve"> Gedeón llevó a los soldados hasta el agua. Entonces el Señor le dijo:—Sepáralos en 2 grupos según cómo beban. Pon en un grupo a los que tomen agua con sus manos y la laman como hacen los perros. En el otro grupo pon a los que se arrodillen para beber directamente del agua.</w:t>
+        <w:t xml:space="preserve"> Gedeón llevó a los soldados hasta el agua. Entonces el Señor le dijo: —Sepáralos en 2 grupos según cómo beban. Pon en un grupo a los que tomen agua con sus manos y la laman como hacen los perros. En el otro grupo pon a los que se arrodillen para beber directamente del agua.</w:t>
       </w:r>
     </w:p>
     <w:p>
@@ -4090,28 +4090,28 @@
         <w:rPr>
           <w:lang w:val="es_ES" w:bidi="es_ES"/>
         </w:rPr>
-        <w:t xml:space="preserve"> El Señor le dijo a Gedeón:Con estos 300 soldados voy a derrotar a los madianitas. Envía a todos los demás de regreso a sus casas.</w:t>
-      </w:r>
-    </w:p>
-    <w:p>
-      <w:pPr/>
-      <w:r>
-        <w:rPr>
-          <w:lang w:val="es_ES" w:bidi="es_ES"/>
-        </w:rPr>
-      </w:r>
-      <w:r>
-        <w:rPr>
-          <w:vertAlign w:val="superscript"/>
-          <w:lang w:val="es_ES" w:bidi="es_ES"/>
-        </w:rPr>
-        <w:t>9</w:t>
-      </w:r>
-      <w:r>
-        <w:rPr>
-          <w:lang w:val="es_ES" w:bidi="es_ES"/>
-        </w:rPr>
-        <w:t xml:space="preserve"> Gedeón recogió las provisiones y las trompetas de todos los soldados, y después los envió a sus casas. Solo se quedaron los 300 soldados. Esa noche, mientras los madianitas estaban acampados abajo en el valle, el Señor le dijo a Gedeón:—Levántate, baja con tus soldados y ataca el campamento madianita. Voy a darte la victoria sobre ellos.</w:t>
+        <w:t xml:space="preserve"> El Señor le dijo a Gedeón: —Con estos 300 soldados voy a derrotar a los madianitas. Envía a todos los demás de regreso a sus casas.</w:t>
+      </w:r>
+    </w:p>
+    <w:p>
+      <w:pPr/>
+      <w:r>
+        <w:rPr>
+          <w:lang w:val="es_ES" w:bidi="es_ES"/>
+        </w:rPr>
+      </w:r>
+      <w:r>
+        <w:rPr>
+          <w:vertAlign w:val="superscript"/>
+          <w:lang w:val="es_ES" w:bidi="es_ES"/>
+        </w:rPr>
+        <w:t>8-9</w:t>
+      </w:r>
+      <w:r>
+        <w:rPr>
+          <w:lang w:val="es_ES" w:bidi="es_ES"/>
+        </w:rPr>
+        <w:t xml:space="preserve"> Gedeón recogió las provisiones y las trompetas de todos los soldados, y después los envió a sus casas. Solo se quedaron los 300 soldados. Esa noche, mientras los madianitas estaban acampados abajo en el valle, el Señor le dijo a Gedeón: —Levántate, baja con tus soldados y ataca el campamento madianita. Voy a darte la victoria sobre ellos.</w:t>
       </w:r>
     </w:p>
     <w:p>
@@ -4195,7 +4195,7 @@
         <w:rPr>
           <w:lang w:val="es_ES" w:bidi="es_ES"/>
         </w:rPr>
-        <w:t xml:space="preserve"> Gedeón se acercó en silencio a una de las tiendas. Llegó justo cuando el hombre que dormía dentro se había despertado de una pesadilla y se la estaba contando a su compañero:—Tuve un sueño extraño. Vi un enorme pan de cebada que rodaba hacia nuestro campamento. Chocó contra nuestra tienda, derribándola.</w:t>
+        <w:t xml:space="preserve"> Gedeón se acercó en silencio a una de las tiendas. Llegó justo cuando el hombre que dormía dentro se había despertado de una pesadilla y se la estaba contando a su compañero: —Tuve un sueño extraño. Vi un enorme pan de cebada que rodaba hacia nuestro campamento. Chocó contra nuestra tienda, derribándola.</w:t>
       </w:r>
     </w:p>
     <w:p>
@@ -4300,7 +4300,7 @@
         <w:rPr>
           <w:lang w:val="es_ES" w:bidi="es_ES"/>
         </w:rPr>
-        <w:t xml:space="preserve"> Yo y todos los que están conmigo tocaremos nuestras trompetas. Entonces ustedes también toquen las suyas por todo el perímetro del campamento y griten: "¡Por el Señor y por Gedeón!".</w:t>
+        <w:t xml:space="preserve"> Yo y todos los que están conmigo tocaremos nuestras trompetas. Entonces ustedes también toquen las suyas por todo el perímetro del campamento y griten: "¡Por el Señor y por Gedeón!”.</w:t>
       </w:r>
     </w:p>
     <w:p>
@@ -4342,7 +4342,7 @@
         <w:rPr>
           <w:lang w:val="es_ES" w:bidi="es_ES"/>
         </w:rPr>
-        <w:t xml:space="preserve"> Las 3 compañías tocaron las trompetas y quebraron los cántaros. Tomaron las antorchas con la mano izquierda y con la derecha las trompetas para tocarlas, mientras gritaban: "¡Por el Señor y por Gedeón!".</w:t>
+        <w:t xml:space="preserve"> Las 3 compañías tocaron las trompetas y quebraron los cántaros. Tomaron las antorchas con la mano izquierda y con la derecha las trompetas para tocarlas, mientras gritaban: "¡Por el Señor y por Gedeón!”.</w:t>
       </w:r>
     </w:p>
     <w:p>
@@ -4426,7 +4426,7 @@
         <w:rPr>
           <w:lang w:val="es_ES" w:bidi="es_ES"/>
         </w:rPr>
-        <w:t xml:space="preserve"> También envió mensajeros por toda la zona montañosa de Efraín con este mensaje: «Bajen para enfrentar a los madianitas. Tomen el control de los cruces del río Jordán hasta Bet Bará para que no puedan escapar». Los hombres de Efraín hicieron lo que Gedeón les pidió.</w:t>
+        <w:t xml:space="preserve"> También envió mensajeros por toda la zona montañosa de Efraín con este mensaje: “Bajen para enfrentar a los madianitas. Tomen el control de los cruces del río Jordán hasta Bet Bará para que no puedan escapar”. Los hombres de Efraín hicieron lo que Gedeón les pidió.</w:t>
       </w:r>
     </w:p>
     <w:p>
@@ -4499,7 +4499,7 @@
           <w:vertAlign w:val="superscript"/>
           <w:lang w:val="es_ES" w:bidi="es_ES"/>
         </w:rPr>
-        <w:t>3</w:t>
+        <w:t>2-3</w:t>
       </w:r>
       <w:r>
         <w:rPr>
@@ -5340,7 +5340,7 @@
         <w:rPr>
           <w:lang w:val="es_ES" w:bidi="es_ES"/>
         </w:rPr>
-        <w:t xml:space="preserve"> Cuando Jotán se enteró de esto, subió a la cumbre del monte Gerizín y gritó con todas sus fuerzas: —¡Escúchenme, líderes de Siquén! Si quieren que Dios los escuche a ustedes, óiganme primero.</w:t>
+        <w:t xml:space="preserve"> Cuando Jotán se enteró de esto, subió a la cumbre del monte Guerizín y gritó con todas sus fuerzas: —¡Escúchenme, líderes de Siquén! Si quieren que Dios los escuche a ustedes, óiganme primero.</w:t>
       </w:r>
     </w:p>
     <w:p>
@@ -5361,7 +5361,7 @@
         <w:rPr>
           <w:lang w:val="es_ES" w:bidi="es_ES"/>
         </w:rPr>
-        <w:t xml:space="preserve"> »Hace mucho tiempo, los árboles decidieron elegir un rey. Fueron al olivo y le dijeron: "Sé nuestro rey".</w:t>
+        <w:t xml:space="preserve"> »Hace mucho tiempo, los árboles decidieron elegir un rey. Fueron al olivo y le dijeron: “Sé nuestro rey”.</w:t>
       </w:r>
     </w:p>
     <w:p>
@@ -5382,7 +5382,7 @@
         <w:rPr>
           <w:lang w:val="es_ES" w:bidi="es_ES"/>
         </w:rPr>
-        <w:t xml:space="preserve"> Pero el olivo les respondió: "¿Por qué dejaría de producir mi aceite, que tanto valoran Dios y los seres humanos, solo para gobernar sobre los árboles?".</w:t>
+        <w:t xml:space="preserve"> Pero el olivo les respondió: "¿Por qué dejaría de producir mi aceite, que tanto valoran Dios y los seres humanos, solo para gobernar sobre los árboles?”.</w:t>
       </w:r>
     </w:p>
     <w:p>
@@ -5403,7 +5403,7 @@
         <w:rPr>
           <w:lang w:val="es_ES" w:bidi="es_ES"/>
         </w:rPr>
-        <w:t xml:space="preserve"> »Entonces los árboles fueron a la higuera y le dijeron: "Ven y sé nuestro rey".</w:t>
+        <w:t xml:space="preserve"> »Entonces los árboles fueron a la higuera y le dijeron: “Ven y sé nuestro rey”.</w:t>
       </w:r>
     </w:p>
     <w:p>
@@ -5424,7 +5424,7 @@
         <w:rPr>
           <w:lang w:val="es_ES" w:bidi="es_ES"/>
         </w:rPr>
-        <w:t xml:space="preserve"> Pero la higuera también se negó y respondió: "¿Por qué dejaría de dar mis dulces frutos solo para gobernar a los demás árboles?".</w:t>
+        <w:t xml:space="preserve"> Pero la higuera también se negó y respondió: "¿Por qué dejaría de dar mis dulces frutos solo para gobernar a los demás árboles?”.</w:t>
       </w:r>
     </w:p>
     <w:p>
@@ -5445,7 +5445,7 @@
         <w:rPr>
           <w:lang w:val="es_ES" w:bidi="es_ES"/>
         </w:rPr>
-        <w:t xml:space="preserve"> »Entonces fueron a la vid y le dijeron: "Reina sobre nosotros".</w:t>
+        <w:t xml:space="preserve"> »Entonces fueron a la vid y le dijeron: “Reina sobre nosotros”.</w:t>
       </w:r>
     </w:p>
     <w:p>
@@ -5466,7 +5466,7 @@
         <w:rPr>
           <w:lang w:val="es_ES" w:bidi="es_ES"/>
         </w:rPr>
-        <w:t xml:space="preserve"> Pero la vid respondió: "¿Por qué dejaría de producir mi vino, que alegra tanto a Dios como a las personas, solo para tener poder sobre los árboles?".</w:t>
+        <w:t xml:space="preserve"> Pero la vid respondió: "¿Por qué dejaría de producir mi vino, que alegra tanto a Dios como a las personas, solo para tener poder sobre los árboles?”.</w:t>
       </w:r>
     </w:p>
     <w:p>
@@ -5487,7 +5487,7 @@
         <w:rPr>
           <w:lang w:val="es_ES" w:bidi="es_ES"/>
         </w:rPr>
-        <w:t xml:space="preserve"> »Finalmente, todos los árboles se dirigieron a la zarza y le dijeron: "Sé nuestro rey".</w:t>
+        <w:t xml:space="preserve"> »Finalmente, todos los árboles se dirigieron a la zarza y le dijeron: “Sé nuestro rey”.</w:t>
       </w:r>
     </w:p>
     <w:p>
@@ -5508,7 +5508,7 @@
         <w:rPr>
           <w:lang w:val="es_ES" w:bidi="es_ES"/>
         </w:rPr>
-        <w:t xml:space="preserve"> Pero la zarza respondió: "Si realmente desean que sea su rey, vengan y refúgiense bajo mi sombra. Pero si no, que salga fuego de mí y consuma a los majestuosos cedros del Líbano".</w:t>
+        <w:t xml:space="preserve"> Pero la zarza respondió: “Si realmente desean que sea su rey, vengan y refúgiense bajo mi sombra. Pero si no, que salga fuego de mí y consuma a los majestuosos cedros del Líbano”.</w:t>
       </w:r>
     </w:p>
     <w:p>
@@ -5649,7 +5649,7 @@
           <w:vertAlign w:val="superscript"/>
           <w:lang w:val="es_ES" w:bidi="es_ES"/>
         </w:rPr>
-        <w:t>23</w:t>
+        <w:t>22-23</w:t>
       </w:r>
       <w:r>
         <w:rPr>
@@ -5781,7 +5781,7 @@
         <w:rPr>
           <w:lang w:val="es_ES" w:bidi="es_ES"/>
         </w:rPr>
-        <w:t xml:space="preserve"> Si ustedes me pusieran como líder, yo me encargaría de Abimélec. Le diría: "Junta a todo tu ejército y ven a pelear".</w:t>
+        <w:t xml:space="preserve"> Si ustedes me pusieran como líder, yo me encargaría de Abimélec. Le diría: “Junta a todo tu ejército y ven a pelear”.</w:t>
       </w:r>
     </w:p>
     <w:p>
@@ -5823,7 +5823,7 @@
         <w:rPr>
           <w:lang w:val="es_ES" w:bidi="es_ES"/>
         </w:rPr>
-        <w:t xml:space="preserve"> Envió mensajeros a Abimélec en Arumá con este mensaje: «Gaal, hijo de Ébed, y sus parientes llegaron a Siquén y están provocando que la ciudad se rebele contra ti.</w:t>
+        <w:t xml:space="preserve"> Envió mensajeros a Abimélec en Arumá con este mensaje: “Gaal, hijo de Ébed, y sus parientes llegaron a Siquén y están provocando que la ciudad se rebele contra ti.</w:t>
       </w:r>
     </w:p>
     <w:p>
@@ -5865,7 +5865,7 @@
         <w:rPr>
           <w:lang w:val="es_ES" w:bidi="es_ES"/>
         </w:rPr>
-        <w:t xml:space="preserve"> Por la mañana, cuando salga el sol, ataca la ciudad. Cuando Gaal y sus seguidores salgan a enfrentarte, haz con ellos lo que puedas».</w:t>
+        <w:t xml:space="preserve"> Por la mañana, cuando salga el sol, ataca la ciudad. Cuando Gaal y sus seguidores salgan a enfrentarte, haz con ellos lo que puedas”.</w:t>
       </w:r>
     </w:p>
     <w:p>
@@ -6342,7 +6342,7 @@
           <w:vertAlign w:val="superscript"/>
           <w:lang w:val="es_ES" w:bidi="es_ES"/>
         </w:rPr>
-        <w:t>57</w:t>
+        <w:t>56-57</w:t>
       </w:r>
       <w:r>
         <w:rPr>
@@ -6505,7 +6505,7 @@
           <w:vertAlign w:val="superscript"/>
           <w:lang w:val="es_ES" w:bidi="es_ES"/>
         </w:rPr>
-        <w:t>8</w:t>
+        <w:t>7-8</w:t>
       </w:r>
       <w:r>
         <w:rPr>
@@ -6821,7 +6821,7 @@
         <w:rPr>
           <w:lang w:val="es_ES" w:bidi="es_ES"/>
         </w:rPr>
-        <w:t xml:space="preserve"> Tiempo después, los amonitas atacaron a Israel.</w:t>
+        <w:t xml:space="preserve"> Tiempo después, los amonitas atacaron Israel.</w:t>
       </w:r>
     </w:p>
     <w:p>
@@ -6989,7 +6989,7 @@
         <w:rPr>
           <w:lang w:val="es_ES" w:bidi="es_ES"/>
         </w:rPr>
-        <w:t xml:space="preserve"> Después Jefté mandó mensajeros al rey de los amonitas con esta pregunta: «¿Qué problema tienes con nosotros para venir a atacar nuestro territorio?».</w:t>
+        <w:t xml:space="preserve"> Después Jefté mandó mensajeros al rey de los amonitas con esta pregunta: —¿Qué problema tienes con nosotros para venir a atacar nuestro territorio?</w:t>
       </w:r>
     </w:p>
     <w:p>
@@ -7025,13 +7025,13 @@
           <w:vertAlign w:val="superscript"/>
           <w:lang w:val="es_ES" w:bidi="es_ES"/>
         </w:rPr>
-        <w:t>15</w:t>
-      </w:r>
-      <w:r>
-        <w:rPr>
-          <w:lang w:val="es_ES" w:bidi="es_ES"/>
-        </w:rPr>
-        <w:t xml:space="preserve"> Jefté volvió a enviar mensajeros al rey de los amonitas para decirle sus palabras:—Israel no se apoderó del territorio de Moab ni del territorio de los amonitas.</w:t>
+        <w:t>14-15</w:t>
+      </w:r>
+      <w:r>
+        <w:rPr>
+          <w:lang w:val="es_ES" w:bidi="es_ES"/>
+        </w:rPr>
+        <w:t xml:space="preserve"> Jefté volvió a enviar mensajeros al rey de los amonitas para decirle sus palabras: —Israel no se apoderó del territorio de Moab ni del territorio de los amonitas.</w:t>
       </w:r>
     </w:p>
     <w:p>
@@ -7073,7 +7073,7 @@
         <w:rPr>
           <w:lang w:val="es_ES" w:bidi="es_ES"/>
         </w:rPr>
-        <w:t xml:space="preserve"> Desde allí Israel envió mensajeros al rey de Edom para pedirle: "Déjanos pasar por tu territorio". Pero el rey de Edom no aceptó. También le enviaron el mismo mensaje al rey de Moab, pero él tampoco quiso. Por eso los israelitas permanecieron en Cades.</w:t>
+        <w:t xml:space="preserve"> Desde allí Israel envió mensajeros al rey de Edom para pedirle: “Déjanos pasar por tu territorio”. Pero el rey de Edom no aceptó. También le enviaron el mismo mensaje al rey de Moab, pero él tampoco quiso. Por eso los israelitas permanecieron en Cades.</w:t>
       </w:r>
     </w:p>
     <w:p>
@@ -7151,13 +7151,13 @@
           <w:vertAlign w:val="superscript"/>
           <w:lang w:val="es_ES" w:bidi="es_ES"/>
         </w:rPr>
-        <w:t>22</w:t>
-      </w:r>
-      <w:r>
-        <w:rPr>
-          <w:lang w:val="es_ES" w:bidi="es_ES"/>
-        </w:rPr>
-        <w:t xml:space="preserve"> El Señor nuestro Dios ayudó a Israel a derrotar a Sijón y a todo su ejército. Así Israel conquistó toda la tierra amorrea que se extendía desde el río Arnón hasta el río Jaboc, y desde el desierto hasta el río Jordán.</w:t>
+        <w:t>21-22</w:t>
+      </w:r>
+      <w:r>
+        <w:rPr>
+          <w:lang w:val="es_ES" w:bidi="es_ES"/>
+        </w:rPr>
+        <w:t xml:space="preserve"> El Señor nuestro Dios ayudó a Israel a derrotar a Sijón y a todo su ejército. Así Israel tomó posesión de toda la tierra amorrea que se extendía desde el río Arnón hasta el río Jaboc, y desde el desierto hasta el río Jordán.</w:t>
       </w:r>
     </w:p>
     <w:p>
@@ -7319,7 +7319,7 @@
           <w:vertAlign w:val="superscript"/>
           <w:lang w:val="es_ES" w:bidi="es_ES"/>
         </w:rPr>
-        <w:t>31</w:t>
+        <w:t>30-31</w:t>
       </w:r>
       <w:r>
         <w:rPr>
@@ -7551,7 +7551,7 @@
         <w:rPr>
           <w:lang w:val="es_ES" w:bidi="es_ES"/>
         </w:rPr>
-        <w:t xml:space="preserve"> Los hombres de la tribu de Efraín se reunieron en Zafón y le mandaron este mensaje a Jefté: «¿Por qué no nos llamaste para pelear junto a ti contra los amonitas? Vamos a quemar tu casa contigo adentro».</w:t>
+        <w:t xml:space="preserve"> Los hombres de la tribu de Efraín se reunieron en Zafón y le mandaron este mensaje a Jefté: «¿Por qué no nos llamaste para pelear junto a ti contra los amonitas? Vamos a quemar tu casa contigo adentro”.</w:t>
       </w:r>
     </w:p>
     <w:p>
@@ -7635,7 +7635,7 @@
         <w:rPr>
           <w:lang w:val="es_ES" w:bidi="es_ES"/>
         </w:rPr>
-        <w:t xml:space="preserve"> Los hombres de Galaad tomaron control de los lugares donde se podía cruzar el río Jordán. Cada vez que un hombre de Efraín que huía intentaba cruzar el río, los de Galaad le preguntaban:—¿Eres de la tribu de Efraín? Si respondía que no,</w:t>
+        <w:t xml:space="preserve"> Los hombres de Galaad tomaron control de los lugares donde se podía cruzar el río Jordán. Cada vez que un hombre de Efraín que huía intentaba cruzar el río, los de Galaad le preguntaban: —¿Eres de la tribu de Efraín? Si respondía que no,</w:t>
       </w:r>
     </w:p>
     <w:p>
@@ -7656,7 +7656,7 @@
         <w:rPr>
           <w:lang w:val="es_ES" w:bidi="es_ES"/>
         </w:rPr>
-        <w:t xml:space="preserve"> le decían: —Di la palabra "shibolet". Si no podía pronunciar bien la palabra y decía "sibolet" en lugar de "shibolet", lo capturaban y lo mataban allí mismo. Así murieron 42.000 hombres de Efraín.</w:t>
+        <w:t xml:space="preserve"> le decían: —Di la palabra “shibolet”. Si no podía pronunciar bien la palabra y decía “sibolet” en lugar de “shibolet”, lo capturaban y lo mataban allí mismo. Así murieron 42.000 hombres de Efraín.</w:t>
       </w:r>
     </w:p>
     <w:p>
@@ -7713,7 +7713,7 @@
           <w:vertAlign w:val="superscript"/>
           <w:lang w:val="es_ES" w:bidi="es_ES"/>
         </w:rPr>
-        <w:t>10</w:t>
+        <w:t>9-10</w:t>
       </w:r>
       <w:r>
         <w:rPr>
@@ -7734,7 +7734,7 @@
           <w:vertAlign w:val="superscript"/>
           <w:lang w:val="es_ES" w:bidi="es_ES"/>
         </w:rPr>
-        <w:t>12</w:t>
+        <w:t>11-12</w:t>
       </w:r>
       <w:r>
         <w:rPr>
@@ -7855,7 +7855,7 @@
           <w:vertAlign w:val="superscript"/>
           <w:lang w:val="es_ES" w:bidi="es_ES"/>
         </w:rPr>
-        <w:t>3</w:t>
+        <w:t>2-3</w:t>
       </w:r>
       <w:r>
         <w:rPr>
@@ -7945,7 +7945,7 @@
         <w:rPr>
           <w:lang w:val="es_ES" w:bidi="es_ES"/>
         </w:rPr>
-        <w:t xml:space="preserve"> Pero me dijo: "Vas a quedar embarazada y tendrás un hijo varón. No bebas vino ni cerveza, y no comas nada impuro. El niño será nazareo, apartado para Dios desde que nazca hasta el día de su muerte".</w:t>
+        <w:t xml:space="preserve"> Pero me dijo: “Vas a quedar embarazada y tendrás un hijo varón. No bebas vino ni cerveza, y no comas nada impuro. El niño será nazareo, apartado para Dios desde que nazca hasta el día de su muerte”.</w:t>
       </w:r>
     </w:p>
     <w:p>
@@ -8155,7 +8155,7 @@
         <w:rPr>
           <w:lang w:val="es_ES" w:bidi="es_ES"/>
         </w:rPr>
-        <w:t xml:space="preserve"> Entonces Manoa le preguntó: —¿Cómo te llamas? Cuando se cumpla lo que has dicho y nazca el niño, queremos contarle a todos que tú lo anunciaste, para honrarte.</w:t>
+        <w:t xml:space="preserve"> Entonces Manoa le preguntó: —¿Cómo te llamas? Cuando se cumpla lo que has dicho y nazca el niño, queremos contarles a todos que tú lo anunciaste, para honrarte.</w:t>
       </w:r>
     </w:p>
     <w:p>
@@ -8543,7 +8543,7 @@
           <w:vertAlign w:val="superscript"/>
           <w:lang w:val="es_ES" w:bidi="es_ES"/>
         </w:rPr>
-        <w:t>11</w:t>
+        <w:t>10-11</w:t>
       </w:r>
       <w:r>
         <w:rPr>
@@ -9000,7 +9000,7 @@
           <w:vertAlign w:val="superscript"/>
           <w:lang w:val="es_ES" w:bidi="es_ES"/>
         </w:rPr>
-        <w:t>13</w:t>
+        <w:t>12-13</w:t>
       </w:r>
       <w:r>
         <w:rPr>
@@ -9063,13 +9063,13 @@
           <w:vertAlign w:val="superscript"/>
           <w:lang w:val="es_ES" w:bidi="es_ES"/>
         </w:rPr>
-        <w:t>17</w:t>
-      </w:r>
-      <w:r>
-        <w:rPr>
-          <w:lang w:val="es_ES" w:bidi="es_ES"/>
-        </w:rPr>
-        <w:t xml:space="preserve"> Después de lanzar la quijada, Sansón dijo: —Con la quijada de un burro los amontoné. Con la quijada de un burro maté a 1.000 hombres. Por eso llamaron a ese lugar Ramat Lejí.1</w:t>
+        <w:t>16-17</w:t>
+      </w:r>
+      <w:r>
+        <w:rPr>
+          <w:lang w:val="es_ES" w:bidi="es_ES"/>
+        </w:rPr>
+        <w:t xml:space="preserve"> Después de lanzar la quijada, Sansón dijo: —Con la quijada de un burro los amontoné. Con la quijada de un burro maté a 1.000 hombres. Por eso llamaron a ese lugar Ramat Lejí.</w:t>
       </w:r>
     </w:p>
     <w:p>
@@ -9111,7 +9111,7 @@
         <w:rPr>
           <w:lang w:val="es_ES" w:bidi="es_ES"/>
         </w:rPr>
-        <w:t xml:space="preserve"> Entonces el Señor abrió un hueco en el suelo de Lejí y brotó agua. Sansón bebió, recuperó sus fuerzas y se sintió mejor. Por eso llamó a ese manantial Enacoré.2 Ese manantial todavía está en Lejí.</w:t>
+        <w:t xml:space="preserve"> Entonces el Señor abrió un hueco en el suelo de Lejí y brotó agua. Sansón bebió, recuperó sus fuerzas y se sintió mejor. Por eso llamó a ese manantial Enacoré. Ese manantial todavía está en Lejí.</w:t>
       </w:r>
     </w:p>
     <w:p>
@@ -9337,7 +9337,7 @@
         <w:rPr>
           <w:lang w:val="es_ES" w:bidi="es_ES"/>
         </w:rPr>
-        <w:t xml:space="preserve"> Tenía algunos hombres escondidos en otra habitación. Apenas lo ató, gritó: —¡Sansón, los filisteos vienen a capturarte!Pero Sansón rompió las cuerdas como si fueran hilos quemados por el fuego, y nadie descubrió el secreto de su fuerza.</w:t>
+        <w:t xml:space="preserve"> Tenía algunos hombres escondidos en otra habitación. Apenas lo ató, gritó: —¡Sansón, los filisteos vienen a capturarte! Pero Sansón rompió las cuerdas como si fueran hilos quemados por el fuego, y nadie descubrió el secreto de su fuerza.</w:t>
       </w:r>
     </w:p>
     <w:p>
@@ -9526,7 +9526,7 @@
         <w:rPr>
           <w:lang w:val="es_ES" w:bidi="es_ES"/>
         </w:rPr>
-        <w:t xml:space="preserve"> Dalila se dio cuenta de que por fin le había dicho la verdad, así que llamó a los 5 líderes de los filisteos: —Vengan una vez más, porque esta vez me ha dicho la verdad.Entonces ellos trajeron el dinero que le habían prometido.</w:t>
+        <w:t xml:space="preserve"> Dalila se dio cuenta de que por fin le había dicho la verdad, así que llamó a los 5 líderes de los filisteos: —Vengan una vez más, porque esta vez me ha dicho la verdad. Entonces ellos trajeron el dinero que le habían prometido.</w:t>
       </w:r>
     </w:p>
     <w:p>
@@ -9568,7 +9568,7 @@
         <w:rPr>
           <w:lang w:val="es_ES" w:bidi="es_ES"/>
         </w:rPr>
-        <w:t xml:space="preserve"> Entonces ella gritó: —¡Sansón, los filisteos vienen a capturarte! Él despertó y pensó: «Haré como antes y me libraré de ellos». Pero no sabía que el Señor se había apartado de él.</w:t>
+        <w:t xml:space="preserve"> Entonces ella gritó: —¡Sansón, los filisteos vienen a capturarte! Él despertó y pensó: “Haré como antes y me libraré de ellos”. Pero no sabía que el Señor se había apartado de él.</w:t>
       </w:r>
     </w:p>
     <w:p>
@@ -9625,7 +9625,7 @@
           <w:vertAlign w:val="superscript"/>
           <w:lang w:val="es_ES" w:bidi="es_ES"/>
         </w:rPr>
-        <w:t>24</w:t>
+        <w:t>23-24</w:t>
       </w:r>
       <w:r>
         <w:rPr>
@@ -9715,7 +9715,7 @@
         <w:rPr>
           <w:lang w:val="es_ES" w:bidi="es_ES"/>
         </w:rPr>
-        <w:t xml:space="preserve"> Sansón oró al Señor:—Oh Señor, Dios, recuerda una vez más quién soy. Dame fuerza solo una vez más para vengarme de los filisteos por haberme sacado los ojos.</w:t>
+        <w:t xml:space="preserve"> Sansón oró al Señor: —Oh Señor, Dios, recuerda una vez más quién soy. Dame fuerza solo una vez más para vengarme de los filisteos por haberme sacado los ojos.</w:t>
       </w:r>
     </w:p>
     <w:p>
@@ -9757,7 +9757,7 @@
         <w:rPr>
           <w:lang w:val="es_ES" w:bidi="es_ES"/>
         </w:rPr>
-        <w:t xml:space="preserve"> —¡Muera yo junto con los filisteos!El templo se derrumbó sobre los gobernantes filisteos y sobre toda la gente que estaba allí. Sansón mató a más personas al morir que las que había matado durante toda su vida.</w:t>
+        <w:t xml:space="preserve"> —¡Muera yo junto con los filisteos! El templo se derrumbó sobre los gobernantes filisteos y sobre toda la gente que estaba allí. Sansón mató a más personas al morir que las que había matado durante toda su vida.</w:t>
       </w:r>
     </w:p>
     <w:p>
@@ -9935,7 +9935,7 @@
           <w:vertAlign w:val="superscript"/>
           <w:lang w:val="es_ES" w:bidi="es_ES"/>
         </w:rPr>
-        <w:t>8</w:t>
+        <w:t>7-8</w:t>
       </w:r>
       <w:r>
         <w:rPr>
@@ -9977,13 +9977,13 @@
           <w:vertAlign w:val="superscript"/>
           <w:lang w:val="es_ES" w:bidi="es_ES"/>
         </w:rPr>
-        <w:t>11</w:t>
-      </w:r>
-      <w:r>
-        <w:rPr>
-          <w:lang w:val="es_ES" w:bidi="es_ES"/>
-        </w:rPr>
-        <w:t xml:space="preserve"> Entonces Micaías le dijo: —Quédate conmigo y sé mi sacerdote. Te trataré como a un padre. Te daré 10 monedas de plata al año, ropa y comida.Al joven levita le gustó la propuesta, así que se quedó. Con el tiempo llegó a ser como uno de los hijos de Micaías.</w:t>
+        <w:t>10-11</w:t>
+      </w:r>
+      <w:r>
+        <w:rPr>
+          <w:lang w:val="es_ES" w:bidi="es_ES"/>
+        </w:rPr>
+        <w:t xml:space="preserve"> Entonces Micaías le dijo: —Quédate conmigo y sé mi sacerdote. Te trataré como a un padre. Te daré 10 monedas de plata al año, ropa y comida. Al joven levita le gustó la propuesta, así que se quedó. Con el tiempo llegó a ser como uno de los hijos de Micaías.</w:t>
       </w:r>
     </w:p>
     <w:p>
@@ -10104,7 +10104,7 @@
         <w:rPr>
           <w:lang w:val="es_ES" w:bidi="es_ES"/>
         </w:rPr>
-        <w:t xml:space="preserve"> Mientras estaban allí, reconocieron el acento del joven levita que servía como sacerdote. Se acercaron a él y le preguntaron:—¿Qué haces aquí? ¿Por qué viniste a este lugar?</w:t>
+        <w:t xml:space="preserve"> Mientras estaban allí, reconocieron el acento del joven levita que servía como sacerdote. Se acercaron a él y le preguntaron: —¿Qué haces aquí? ¿Por qué viniste a este lugar?</w:t>
       </w:r>
     </w:p>
     <w:p>
@@ -10224,7 +10224,7 @@
           <w:vertAlign w:val="superscript"/>
           <w:lang w:val="es_ES" w:bidi="es_ES"/>
         </w:rPr>
-        <w:t>10</w:t>
+        <w:t>9-10</w:t>
       </w:r>
       <w:r>
         <w:rPr>
@@ -10329,7 +10329,7 @@
           <w:vertAlign w:val="superscript"/>
           <w:lang w:val="es_ES" w:bidi="es_ES"/>
         </w:rPr>
-        <w:t>16</w:t>
+        <w:t>15-16</w:t>
       </w:r>
       <w:r>
         <w:rPr>
@@ -10629,7 +10629,7 @@
         <w:rPr>
           <w:lang w:val="es_ES" w:bidi="es_ES"/>
         </w:rPr>
-        <w:t xml:space="preserve"> Los danitas instalaron la imagen tallada en ese lugar. Jonatán, hijo de Gersón y nieto de Moisés, y sus descendientes sirvieron como sacerdotes para la tribu de Dan hasta la época del exilio.</w:t>
+        <w:t xml:space="preserve"> Los danitas instalaron la imagen tallada en ese lugar. Jonatán, hijo de Guersón y nieto de Moisés, y sus descendientes sirvieron como sacerdotes para la tribu de Dan hasta la época del exilio.</w:t>
       </w:r>
     </w:p>
     <w:p>
@@ -11300,762 +11300,6 @@
       </w:r>
     </w:p>
     <w:p>
-      <w:pPr/>
-      <w:r>
-        <w:rPr>
-          <w:lang w:val="es_ES" w:bidi="es_ES"/>
-        </w:rPr>
-      </w:r>
-      <w:r>
-        <w:rPr>
-          <w:vertAlign w:val="superscript"/>
-          <w:lang w:val="es_ES" w:bidi="es_ES"/>
-        </w:rPr>
-        <w:t>2</w:t>
-      </w:r>
-      <w:r>
-        <w:rPr>
-          <w:lang w:val="es_ES" w:bidi="es_ES"/>
-        </w:rPr>
-        <w:t xml:space="preserve"> Entonces todos los israelitas se reunieron como un solo pueblo delante del Señor en Mizpa. Llegaron los líderes de todas las tribus, junto con 400.000 soldados armados. Vinieron desde Dan en el norte hasta Beerseba en el sur. Vinieron desde todos los lugares de Israel y también desde Galaad, al otro lado del río Jordán.</w:t>
-      </w:r>
-    </w:p>
-    <w:p>
-      <w:pPr/>
-      <w:r>
-        <w:rPr>
-          <w:lang w:val="es_ES" w:bidi="es_ES"/>
-        </w:rPr>
-      </w:r>
-      <w:r>
-        <w:rPr>
-          <w:vertAlign w:val="superscript"/>
-          <w:lang w:val="es_ES" w:bidi="es_ES"/>
-        </w:rPr>
-        <w:t>3</w:t>
-      </w:r>
-      <w:r>
-        <w:rPr>
-          <w:lang w:val="es_ES" w:bidi="es_ES"/>
-        </w:rPr>
-        <w:t xml:space="preserve"> La tribu de Benjamín pronto se enteró de que los israelitas se habían reunido en Mizpa. Los líderes de Israel llamaron al levita y le preguntaron qué había pasado.</w:t>
-      </w:r>
-    </w:p>
-    <w:p>
-      <w:pPr/>
-      <w:r>
-        <w:rPr>
-          <w:lang w:val="es_ES" w:bidi="es_ES"/>
-        </w:rPr>
-      </w:r>
-      <w:r>
-        <w:rPr>
-          <w:vertAlign w:val="superscript"/>
-          <w:lang w:val="es_ES" w:bidi="es_ES"/>
-        </w:rPr>
-        <w:t>4</w:t>
-      </w:r>
-      <w:r>
-        <w:rPr>
-          <w:lang w:val="es_ES" w:bidi="es_ES"/>
-        </w:rPr>
-        <w:t xml:space="preserve"> El levita, el esposo de la mujer asesinada, les contó: —Una noche llegué con mi concubina a Guibeá, que está en el territorio de Benjamín.</w:t>
-      </w:r>
-    </w:p>
-    <w:p>
-      <w:pPr/>
-      <w:r>
-        <w:rPr>
-          <w:lang w:val="es_ES" w:bidi="es_ES"/>
-        </w:rPr>
-      </w:r>
-      <w:r>
-        <w:rPr>
-          <w:vertAlign w:val="superscript"/>
-          <w:lang w:val="es_ES" w:bidi="es_ES"/>
-        </w:rPr>
-        <w:t>5</w:t>
-      </w:r>
-      <w:r>
-        <w:rPr>
-          <w:lang w:val="es_ES" w:bidi="es_ES"/>
-        </w:rPr>
-        <w:t xml:space="preserve"> Los hombres de Guibeá rodearon la casa donde me hospedaba. Querían matarme, pero en lugar de eso violaron a mi conocubina hasta que murió.</w:t>
-      </w:r>
-    </w:p>
-    <w:p>
-      <w:pPr/>
-      <w:r>
-        <w:rPr>
-          <w:lang w:val="es_ES" w:bidi="es_ES"/>
-        </w:rPr>
-      </w:r>
-      <w:r>
-        <w:rPr>
-          <w:vertAlign w:val="superscript"/>
-          <w:lang w:val="es_ES" w:bidi="es_ES"/>
-        </w:rPr>
-        <w:t>6</w:t>
-      </w:r>
-      <w:r>
-        <w:rPr>
-          <w:lang w:val="es_ES" w:bidi="es_ES"/>
-        </w:rPr>
-        <w:t xml:space="preserve"> Entonces tomé su cuerpo, lo corté en 12 pedazos y envié las partes por todo el territorio de Israel, porque esos hombres cometieron un crimen horrible y vergonzoso.</w:t>
-      </w:r>
-    </w:p>
-    <w:p>
-      <w:pPr/>
-      <w:r>
-        <w:rPr>
-          <w:lang w:val="es_ES" w:bidi="es_ES"/>
-        </w:rPr>
-      </w:r>
-      <w:r>
-        <w:rPr>
-          <w:vertAlign w:val="superscript"/>
-          <w:lang w:val="es_ES" w:bidi="es_ES"/>
-        </w:rPr>
-        <w:t>7</w:t>
-      </w:r>
-      <w:r>
-        <w:rPr>
-          <w:lang w:val="es_ES" w:bidi="es_ES"/>
-        </w:rPr>
-        <w:t xml:space="preserve"> Ahora, israelitas, díganme qué piensan y qué consejo tienen.</w:t>
-      </w:r>
-    </w:p>
-    <w:p>
-      <w:pPr/>
-      <w:r>
-        <w:rPr>
-          <w:lang w:val="es_ES" w:bidi="es_ES"/>
-        </w:rPr>
-      </w:r>
-      <w:r>
-        <w:rPr>
-          <w:vertAlign w:val="superscript"/>
-          <w:lang w:val="es_ES" w:bidi="es_ES"/>
-        </w:rPr>
-        <w:t>8</w:t>
-      </w:r>
-      <w:r>
-        <w:rPr>
-          <w:lang w:val="es_ES" w:bidi="es_ES"/>
-        </w:rPr>
-        <w:t xml:space="preserve"> Todos respondieron a una voz: —Ninguno de nosotros volverá a su casa</w:t>
-      </w:r>
-    </w:p>
-    <w:p>
-      <w:pPr/>
-      <w:r>
-        <w:rPr>
-          <w:lang w:val="es_ES" w:bidi="es_ES"/>
-        </w:rPr>
-      </w:r>
-      <w:r>
-        <w:rPr>
-          <w:vertAlign w:val="superscript"/>
-          <w:lang w:val="es_ES" w:bidi="es_ES"/>
-        </w:rPr>
-        <w:t>10</w:t>
-      </w:r>
-      <w:r>
-        <w:rPr>
-          <w:lang w:val="es_ES" w:bidi="es_ES"/>
-        </w:rPr>
-        <w:t xml:space="preserve"> hasta que hayamos castigado a la gente de Guibeá. Vamos a elegir por sorteo a una décima parte de las tribus para que nos traigan comida, y el resto iremos a destruir Guibeá por este crimen tan horrible.</w:t>
-      </w:r>
-    </w:p>
-    <w:p>
-      <w:pPr/>
-      <w:r>
-        <w:rPr>
-          <w:lang w:val="es_ES" w:bidi="es_ES"/>
-        </w:rPr>
-      </w:r>
-      <w:r>
-        <w:rPr>
-          <w:vertAlign w:val="superscript"/>
-          <w:lang w:val="es_ES" w:bidi="es_ES"/>
-        </w:rPr>
-        <w:t>11</w:t>
-      </w:r>
-      <w:r>
-        <w:rPr>
-          <w:lang w:val="es_ES" w:bidi="es_ES"/>
-        </w:rPr>
-        <w:t xml:space="preserve"> Así que todos los hombres de Israel se juntaron contra la ciudad.</w:t>
-      </w:r>
-    </w:p>
-    <w:p>
-      <w:pPr/>
-      <w:r>
-        <w:rPr>
-          <w:lang w:val="es_ES" w:bidi="es_ES"/>
-        </w:rPr>
-      </w:r>
-      <w:r>
-        <w:rPr>
-          <w:vertAlign w:val="superscript"/>
-          <w:lang w:val="es_ES" w:bidi="es_ES"/>
-        </w:rPr>
-        <w:t>12</w:t>
-      </w:r>
-      <w:r>
-        <w:rPr>
-          <w:lang w:val="es_ES" w:bidi="es_ES"/>
-        </w:rPr>
-        <w:t xml:space="preserve"> Mandaron mensajeros a la tribu de Benjamín para preguntarles: «¿Saben ustedes del crimen terrible que se cometió entre ustedes?</w:t>
-      </w:r>
-    </w:p>
-    <w:p>
-      <w:pPr/>
-      <w:r>
-        <w:rPr>
-          <w:lang w:val="es_ES" w:bidi="es_ES"/>
-        </w:rPr>
-      </w:r>
-      <w:r>
-        <w:rPr>
-          <w:vertAlign w:val="superscript"/>
-          <w:lang w:val="es_ES" w:bidi="es_ES"/>
-        </w:rPr>
-        <w:t>13</w:t>
-      </w:r>
-      <w:r>
-        <w:rPr>
-          <w:lang w:val="es_ES" w:bidi="es_ES"/>
-        </w:rPr>
-        <w:t xml:space="preserve"> Entréguennos a los hombres malvados de Guibeá para matarlos y limpiar a Israel de este pecado». Pero los benjamitas no quisieron escuchar.</w:t>
-      </w:r>
-    </w:p>
-    <w:p>
-      <w:pPr/>
-      <w:r>
-        <w:rPr>
-          <w:lang w:val="es_ES" w:bidi="es_ES"/>
-        </w:rPr>
-      </w:r>
-      <w:r>
-        <w:rPr>
-          <w:vertAlign w:val="superscript"/>
-          <w:lang w:val="es_ES" w:bidi="es_ES"/>
-        </w:rPr>
-        <w:t>15</w:t>
-      </w:r>
-      <w:r>
-        <w:rPr>
-          <w:lang w:val="es_ES" w:bidi="es_ES"/>
-        </w:rPr>
-        <w:t xml:space="preserve"> Al contrario, reunieron 26.000 hombres de sus ciudades y los enviaron a Guibeá. Allí se les unieron 700 guerreros del lugar para defenderse del resto de Israel.</w:t>
-      </w:r>
-    </w:p>
-    <w:p>
-      <w:pPr/>
-      <w:r>
-        <w:rPr>
-          <w:lang w:val="es_ES" w:bidi="es_ES"/>
-        </w:rPr>
-      </w:r>
-      <w:r>
-        <w:rPr>
-          <w:vertAlign w:val="superscript"/>
-          <w:lang w:val="es_ES" w:bidi="es_ES"/>
-        </w:rPr>
-        <w:t>16</w:t>
-      </w:r>
-      <w:r>
-        <w:rPr>
-          <w:lang w:val="es_ES" w:bidi="es_ES"/>
-        </w:rPr>
-        <w:t xml:space="preserve"> Entre los benjamitas había 700 guerreros zurdos que eran expertos con la honda. Podían lanzar una piedra y darle a un cabello sin equivocarse.</w:t>
-      </w:r>
-    </w:p>
-    <w:p>
-      <w:pPr/>
-      <w:r>
-        <w:rPr>
-          <w:lang w:val="es_ES" w:bidi="es_ES"/>
-        </w:rPr>
-      </w:r>
-      <w:r>
-        <w:rPr>
-          <w:vertAlign w:val="superscript"/>
-          <w:lang w:val="es_ES" w:bidi="es_ES"/>
-        </w:rPr>
-        <w:t>17</w:t>
-      </w:r>
-      <w:r>
-        <w:rPr>
-          <w:lang w:val="es_ES" w:bidi="es_ES"/>
-        </w:rPr>
-        <w:t xml:space="preserve"> Los israelitas, sin contar a los de Benjamín, eran 400.000 guerreros con espada.</w:t>
-      </w:r>
-    </w:p>
-    <w:p>
-      <w:pPr/>
-      <w:r>
-        <w:rPr>
-          <w:lang w:val="es_ES" w:bidi="es_ES"/>
-        </w:rPr>
-      </w:r>
-      <w:r>
-        <w:rPr>
-          <w:vertAlign w:val="superscript"/>
-          <w:lang w:val="es_ES" w:bidi="es_ES"/>
-        </w:rPr>
-        <w:t>18</w:t>
-      </w:r>
-      <w:r>
-        <w:rPr>
-          <w:lang w:val="es_ES" w:bidi="es_ES"/>
-        </w:rPr>
-        <w:t xml:space="preserve"> Antes de comenzar la batalla, los israelitas fueron a Betel a consultar a Dios. Le preguntaron: —¿Qué tribu debe atacar primero a los benjamitas? El Señor les contestó: —Judá irá primero.</w:t>
-      </w:r>
-    </w:p>
-    <w:p>
-      <w:pPr/>
-      <w:r>
-        <w:rPr>
-          <w:lang w:val="es_ES" w:bidi="es_ES"/>
-        </w:rPr>
-      </w:r>
-      <w:r>
-        <w:rPr>
-          <w:vertAlign w:val="superscript"/>
-          <w:lang w:val="es_ES" w:bidi="es_ES"/>
-        </w:rPr>
-        <w:t>20</w:t>
-      </w:r>
-      <w:r>
-        <w:rPr>
-          <w:lang w:val="es_ES" w:bidi="es_ES"/>
-        </w:rPr>
-        <w:t xml:space="preserve"> A la mañana siguiente, los israelitas salieron y acamparon cerca de Guibeá para pelear contra los benjamitas.</w:t>
-      </w:r>
-    </w:p>
-    <w:p>
-      <w:pPr/>
-      <w:r>
-        <w:rPr>
-          <w:lang w:val="es_ES" w:bidi="es_ES"/>
-        </w:rPr>
-      </w:r>
-      <w:r>
-        <w:rPr>
-          <w:vertAlign w:val="superscript"/>
-          <w:lang w:val="es_ES" w:bidi="es_ES"/>
-        </w:rPr>
-        <w:t>21</w:t>
-      </w:r>
-      <w:r>
-        <w:rPr>
-          <w:lang w:val="es_ES" w:bidi="es_ES"/>
-        </w:rPr>
-        <w:t xml:space="preserve"> Pero ese día, los benjamitas salieron de Guibeá y mataron a 22.000 israelitas.</w:t>
-      </w:r>
-    </w:p>
-    <w:p>
-      <w:pPr/>
-      <w:r>
-        <w:rPr>
-          <w:lang w:val="es_ES" w:bidi="es_ES"/>
-        </w:rPr>
-      </w:r>
-      <w:r>
-        <w:rPr>
-          <w:vertAlign w:val="superscript"/>
-          <w:lang w:val="es_ES" w:bidi="es_ES"/>
-        </w:rPr>
-        <w:t>24</w:t>
-      </w:r>
-      <w:r>
-        <w:rPr>
-          <w:lang w:val="es_ES" w:bidi="es_ES"/>
-        </w:rPr>
-        <w:t xml:space="preserve"> Entonces los israelitas fueron a llorar delante del Señor hasta la tarde. Le preguntaron: —¿Debemos volver a pelear contra nuestros hermanos benjamitas? El Señor les dijo: —Sí, atáquenlos. Los israelitas se animaron y al día siguiente volvieron a pelear en el mismo lugar.</w:t>
-      </w:r>
-    </w:p>
-    <w:p>
-      <w:pPr/>
-      <w:r>
-        <w:rPr>
-          <w:lang w:val="es_ES" w:bidi="es_ES"/>
-        </w:rPr>
-      </w:r>
-      <w:r>
-        <w:rPr>
-          <w:vertAlign w:val="superscript"/>
-          <w:lang w:val="es_ES" w:bidi="es_ES"/>
-        </w:rPr>
-        <w:t>25</w:t>
-      </w:r>
-      <w:r>
-        <w:rPr>
-          <w:lang w:val="es_ES" w:bidi="es_ES"/>
-        </w:rPr>
-        <w:t xml:space="preserve"> Pero ese día los benjamitas mataron a otros 18.000 guerreros israelitas.</w:t>
-      </w:r>
-    </w:p>
-    <w:p>
-      <w:pPr/>
-      <w:r>
-        <w:rPr>
-          <w:lang w:val="es_ES" w:bidi="es_ES"/>
-        </w:rPr>
-      </w:r>
-      <w:r>
-        <w:rPr>
-          <w:vertAlign w:val="superscript"/>
-          <w:lang w:val="es_ES" w:bidi="es_ES"/>
-        </w:rPr>
-        <w:t>26</w:t>
-      </w:r>
-      <w:r>
-        <w:rPr>
-          <w:lang w:val="es_ES" w:bidi="es_ES"/>
-        </w:rPr>
-        <w:t xml:space="preserve"> Entonces todos los israelitas subieron a Betel y se pusieron a llorar delante del Señor. Ayunaron hasta la tarde y presentaron ofrendas quemadas y sacrificios de comunión al Señor.</w:t>
-      </w:r>
-    </w:p>
-    <w:p>
-      <w:pPr/>
-      <w:r>
-        <w:rPr>
-          <w:lang w:val="es_ES" w:bidi="es_ES"/>
-        </w:rPr>
-      </w:r>
-      <w:r>
-        <w:rPr>
-          <w:vertAlign w:val="superscript"/>
-          <w:lang w:val="es_ES" w:bidi="es_ES"/>
-        </w:rPr>
-        <w:t>28</w:t>
-      </w:r>
-      <w:r>
-        <w:rPr>
-          <w:lang w:val="es_ES" w:bidi="es_ES"/>
-        </w:rPr>
-        <w:t xml:space="preserve"> En esos días, el arca de Dios estaba en Betel, y Finés, hijo de Eleazar y nieto de Aarón, servía como sacerdote. Los israelitas consultaron al Señor: —¿Debemos salir otra vez a pelear contra nuestros hermanos de Benjamín, o nos detenemos? El Señor respondió: —Vayan, porque mañana los haré derrotar a los hombres de Benjamín.</w:t>
-      </w:r>
-    </w:p>
-    <w:p>
-      <w:pPr/>
-      <w:r>
-        <w:rPr>
-          <w:lang w:val="es_ES" w:bidi="es_ES"/>
-        </w:rPr>
-      </w:r>
-      <w:r>
-        <w:rPr>
-          <w:vertAlign w:val="superscript"/>
-          <w:lang w:val="es_ES" w:bidi="es_ES"/>
-        </w:rPr>
-        <w:t>29</w:t>
-      </w:r>
-      <w:r>
-        <w:rPr>
-          <w:lang w:val="es_ES" w:bidi="es_ES"/>
-        </w:rPr>
-        <w:t xml:space="preserve"> Entonces Israel colocó una emboscada alrededor de la ciudad.</w:t>
-      </w:r>
-    </w:p>
-    <w:p>
-      <w:pPr/>
-      <w:r>
-        <w:rPr>
-          <w:lang w:val="es_ES" w:bidi="es_ES"/>
-        </w:rPr>
-      </w:r>
-      <w:r>
-        <w:rPr>
-          <w:vertAlign w:val="superscript"/>
-          <w:lang w:val="es_ES" w:bidi="es_ES"/>
-        </w:rPr>
-        <w:t>30</w:t>
-      </w:r>
-      <w:r>
-        <w:rPr>
-          <w:lang w:val="es_ES" w:bidi="es_ES"/>
-        </w:rPr>
-        <w:t xml:space="preserve"> Salieron de nuevo al tercer día y se posicionaron en la formación habitual.</w:t>
-      </w:r>
-    </w:p>
-    <w:p>
-      <w:pPr/>
-      <w:r>
-        <w:rPr>
-          <w:lang w:val="es_ES" w:bidi="es_ES"/>
-        </w:rPr>
-      </w:r>
-      <w:r>
-        <w:rPr>
-          <w:vertAlign w:val="superscript"/>
-          <w:lang w:val="es_ES" w:bidi="es_ES"/>
-        </w:rPr>
-        <w:t>31</w:t>
-      </w:r>
-      <w:r>
-        <w:rPr>
-          <w:lang w:val="es_ES" w:bidi="es_ES"/>
-        </w:rPr>
-        <w:t xml:space="preserve"> Cuando los hombres de Benjamín salieron para atacarlos, las tropas de Israel retrocedieron y los benjaminitas los persiguieron alejándose de la ciudad. Como en las ocasiones anteriores, Benjamín comenzó a perseguir a los israelitas por los caminos que llevan a Betel y a Guibeá, y mataron a unos 30 israelitas.</w:t>
-      </w:r>
-    </w:p>
-    <w:p>
-      <w:pPr/>
-      <w:r>
-        <w:rPr>
-          <w:lang w:val="es_ES" w:bidi="es_ES"/>
-        </w:rPr>
-      </w:r>
-      <w:r>
-        <w:rPr>
-          <w:vertAlign w:val="superscript"/>
-          <w:lang w:val="es_ES" w:bidi="es_ES"/>
-        </w:rPr>
-        <w:t>32</w:t>
-      </w:r>
-      <w:r>
-        <w:rPr>
-          <w:lang w:val="es_ES" w:bidi="es_ES"/>
-        </w:rPr>
-        <w:t xml:space="preserve"> Los de Benjamín gritaron: —¡Los estamos venciendo otra vez! Pero los israelitas habían planeado retroceder primero para que los benjamitas los persiguieran y se alejaran de la ciudad.</w:t>
-      </w:r>
-    </w:p>
-    <w:p>
-      <w:pPr/>
-      <w:r>
-        <w:rPr>
-          <w:lang w:val="es_ES" w:bidi="es_ES"/>
-        </w:rPr>
-      </w:r>
-      <w:r>
-        <w:rPr>
-          <w:vertAlign w:val="superscript"/>
-          <w:lang w:val="es_ES" w:bidi="es_ES"/>
-        </w:rPr>
-        <w:t>33</w:t>
-      </w:r>
-      <w:r>
-        <w:rPr>
-          <w:lang w:val="es_ES" w:bidi="es_ES"/>
-        </w:rPr>
-        <w:t xml:space="preserve"> Cuando los israelitas llegaron a Baal Tamar, se dieron vuelta y atacaron. Al mismo tiempo, los 10.000 hombres que estaban emboscados al oeste de Guibeá salieron de su escondite.</w:t>
-      </w:r>
-    </w:p>
-    <w:p>
-      <w:pPr/>
-      <w:r>
-        <w:rPr>
-          <w:lang w:val="es_ES" w:bidi="es_ES"/>
-        </w:rPr>
-      </w:r>
-      <w:r>
-        <w:rPr>
-          <w:vertAlign w:val="superscript"/>
-          <w:lang w:val="es_ES" w:bidi="es_ES"/>
-        </w:rPr>
-        <w:t>34</w:t>
-      </w:r>
-      <w:r>
-        <w:rPr>
-          <w:lang w:val="es_ES" w:bidi="es_ES"/>
-        </w:rPr>
-        <w:t xml:space="preserve"> Avanzaron contra la retaguardia de los benjamitas, que todavía no se daban cuenta del desastre que les esperaba.</w:t>
-      </w:r>
-    </w:p>
-    <w:p>
-      <w:pPr/>
-      <w:r>
-        <w:rPr>
-          <w:lang w:val="es_ES" w:bidi="es_ES"/>
-        </w:rPr>
-      </w:r>
-      <w:r>
-        <w:rPr>
-          <w:vertAlign w:val="superscript"/>
-          <w:lang w:val="es_ES" w:bidi="es_ES"/>
-        </w:rPr>
-        <w:t>39</w:t>
-      </w:r>
-      <w:r>
-        <w:rPr>
-          <w:lang w:val="es_ES" w:bidi="es_ES"/>
-        </w:rPr>
-        <w:t xml:space="preserve"> El Señor le dio la victoria a Israel sobre Benjamín. Ese día, los israelitas mataron a 25.100 hombres de Benjamín, y solo quedó un pequeño grupo de sobrevivientes. Los israelitas habían retrocedido a propósito frente a los benjaminitas para prepararles la emboscada y tener más espacio para la maniobra. Cuando los de Benjamín mataron a 30 israelitas, pensaron que lograrían una gran victoria como antes. Sin embargo, los hombres que estaban escondidos entraron en Guibeá, mataron a todos los que estaban allí y prendieron fuego a la ciudad. La columna de humo que subía de la ciudad fue la señal para que los israelitas se dieran vuelta y atacaran a los benjamitas.</w:t>
-      </w:r>
-    </w:p>
-    <w:p>
-      <w:pPr/>
-      <w:r>
-        <w:rPr>
-          <w:lang w:val="es_ES" w:bidi="es_ES"/>
-        </w:rPr>
-      </w:r>
-      <w:r>
-        <w:rPr>
-          <w:vertAlign w:val="superscript"/>
-          <w:lang w:val="es_ES" w:bidi="es_ES"/>
-        </w:rPr>
-        <w:t>41</w:t>
-      </w:r>
-      <w:r>
-        <w:rPr>
-          <w:lang w:val="es_ES" w:bidi="es_ES"/>
-        </w:rPr>
-        <w:t xml:space="preserve"> Cuando los benjamitas miraron hacia atrás, se llenaron de terror al ver que toda la ciudad estaba envuelta en llamas y que estaban atrapados.</w:t>
-      </w:r>
-    </w:p>
-    <w:p>
-      <w:pPr/>
-      <w:r>
-        <w:rPr>
-          <w:lang w:val="es_ES" w:bidi="es_ES"/>
-        </w:rPr>
-      </w:r>
-      <w:r>
-        <w:rPr>
-          <w:vertAlign w:val="superscript"/>
-          <w:lang w:val="es_ES" w:bidi="es_ES"/>
-        </w:rPr>
-        <w:t>42</w:t>
-      </w:r>
-      <w:r>
-        <w:rPr>
-          <w:lang w:val="es_ES" w:bidi="es_ES"/>
-        </w:rPr>
-        <w:t xml:space="preserve"> Huyeron hacia el desierto, pero los israelitas los persiguieron y los mataron. Los soldados que habían estado escondidos salieron y se unieron a la batalla, atacándolos por detrás.</w:t>
-      </w:r>
-    </w:p>
-    <w:p>
-      <w:pPr/>
-      <w:r>
-        <w:rPr>
-          <w:lang w:val="es_ES" w:bidi="es_ES"/>
-        </w:rPr>
-      </w:r>
-      <w:r>
-        <w:rPr>
-          <w:vertAlign w:val="superscript"/>
-          <w:lang w:val="es_ES" w:bidi="es_ES"/>
-        </w:rPr>
-        <w:t>43</w:t>
-      </w:r>
-      <w:r>
-        <w:rPr>
-          <w:lang w:val="es_ES" w:bidi="es_ES"/>
-        </w:rPr>
-        <w:t xml:space="preserve"> Rodearon a los benjamitas al este de Guibeá y mataron a la mayoría de ellos en ese lugar.</w:t>
-      </w:r>
-    </w:p>
-    <w:p>
-      <w:pPr/>
-      <w:r>
-        <w:rPr>
-          <w:lang w:val="es_ES" w:bidi="es_ES"/>
-        </w:rPr>
-      </w:r>
-      <w:r>
-        <w:rPr>
-          <w:vertAlign w:val="superscript"/>
-          <w:lang w:val="es_ES" w:bidi="es_ES"/>
-        </w:rPr>
-        <w:t>44</w:t>
-      </w:r>
-      <w:r>
-        <w:rPr>
-          <w:lang w:val="es_ES" w:bidi="es_ES"/>
-        </w:rPr>
-        <w:t xml:space="preserve"> Ese día murieron 18.000 guerreros valientes de la tribu de Benjamín.</w:t>
-      </w:r>
-    </w:p>
-    <w:p>
-      <w:pPr/>
-      <w:r>
-        <w:rPr>
-          <w:lang w:val="es_ES" w:bidi="es_ES"/>
-        </w:rPr>
-      </w:r>
-      <w:r>
-        <w:rPr>
-          <w:vertAlign w:val="superscript"/>
-          <w:lang w:val="es_ES" w:bidi="es_ES"/>
-        </w:rPr>
-        <w:t>45</w:t>
-      </w:r>
-      <w:r>
-        <w:rPr>
-          <w:lang w:val="es_ES" w:bidi="es_ES"/>
-        </w:rPr>
-        <w:t xml:space="preserve"> Los que quedaron vivos corrieron hacia el desierto, en dirección a la peña de Rimón. Pero los israelitas mataron a 5.000 de ellos en los caminos, y persiguieron al resto hasta Guidón, donde mataron a 2.000 más.</w:t>
-      </w:r>
-    </w:p>
-    <w:p>
-      <w:pPr/>
-      <w:r>
-        <w:rPr>
-          <w:lang w:val="es_ES" w:bidi="es_ES"/>
-        </w:rPr>
-      </w:r>
-      <w:r>
-        <w:rPr>
-          <w:vertAlign w:val="superscript"/>
-          <w:lang w:val="es_ES" w:bidi="es_ES"/>
-        </w:rPr>
-        <w:t>46</w:t>
-      </w:r>
-      <w:r>
-        <w:rPr>
-          <w:lang w:val="es_ES" w:bidi="es_ES"/>
-        </w:rPr>
-        <w:t xml:space="preserve"> En total, ese día murieron 25.000 guerreros valientes de la tribu de Benjamín.</w:t>
-      </w:r>
-    </w:p>
-    <w:p>
-      <w:pPr/>
-      <w:r>
-        <w:rPr>
-          <w:lang w:val="es_ES" w:bidi="es_ES"/>
-        </w:rPr>
-      </w:r>
-      <w:r>
-        <w:rPr>
-          <w:vertAlign w:val="superscript"/>
-          <w:lang w:val="es_ES" w:bidi="es_ES"/>
-        </w:rPr>
-        <w:t>47</w:t>
-      </w:r>
-      <w:r>
-        <w:rPr>
-          <w:lang w:val="es_ES" w:bidi="es_ES"/>
-        </w:rPr>
-        <w:t xml:space="preserve"> Solamente 600 hombres lograron escapar. Llegaron a la peña de Rimón, donde se quedaron viviendo durante 4 meses.</w:t>
-      </w:r>
-    </w:p>
-    <w:p>
-      <w:pPr/>
-      <w:r>
-        <w:rPr>
-          <w:lang w:val="es_ES" w:bidi="es_ES"/>
-        </w:rPr>
-      </w:r>
-      <w:r>
-        <w:rPr>
-          <w:vertAlign w:val="superscript"/>
-          <w:lang w:val="es_ES" w:bidi="es_ES"/>
-        </w:rPr>
-        <w:t>48</w:t>
-      </w:r>
-      <w:r>
-        <w:rPr>
-          <w:lang w:val="es_ES" w:bidi="es_ES"/>
-        </w:rPr>
-        <w:t xml:space="preserve"> Después, los israelitas regresaron al territorio de Benjamín y mataron a toda la gente que encontraron: hombres, mujeres, niños y animales. También quemaron todas las ciudades y pueblos.</w:t>
-      </w:r>
-    </w:p>
-    <w:p>
       <w:pPr>
         <w:pStyle w:val="Heading2"/>
       </w:pPr>
@@ -12063,6 +11307,778 @@
         <w:rPr>
           <w:lang w:val="es_ES" w:bidi="es_ES"/>
         </w:rPr>
+        <w:t>Jueces 20:1-2</w:t>
+      </w:r>
+      <w:r>
+        <w:rPr>
+          <w:lang w:val="es_ES" w:bidi="es_ES"/>
+        </w:rPr>
+      </w:r>
+    </w:p>
+    <w:p>
+      <w:pPr/>
+      <w:r>
+        <w:rPr>
+          <w:lang w:val="es_ES" w:bidi="es_ES"/>
+        </w:rPr>
+      </w:r>
+      <w:r>
+        <w:rPr>
+          <w:vertAlign w:val="superscript"/>
+          <w:lang w:val="es_ES" w:bidi="es_ES"/>
+        </w:rPr>
+        <w:t>1-2</w:t>
+      </w:r>
+      <w:r>
+        <w:rPr>
+          <w:lang w:val="es_ES" w:bidi="es_ES"/>
+        </w:rPr>
+        <w:t xml:space="preserve"> Entonces todos los israelitas se reunieron como un solo pueblo delante del Señor en Mizpa. Llegaron los líderes de todas las tribus, junto con 400.000 soldados armados. Vinieron desde Dan en el norte hasta Beerseba en el sur. Vinieron desde todos los lugares de Israel y también desde Galaad, al otro lado del río Jordán.</w:t>
+      </w:r>
+    </w:p>
+    <w:p>
+      <w:pPr/>
+      <w:r>
+        <w:rPr>
+          <w:lang w:val="es_ES" w:bidi="es_ES"/>
+        </w:rPr>
+      </w:r>
+      <w:r>
+        <w:rPr>
+          <w:vertAlign w:val="superscript"/>
+          <w:lang w:val="es_ES" w:bidi="es_ES"/>
+        </w:rPr>
+        <w:t>3</w:t>
+      </w:r>
+      <w:r>
+        <w:rPr>
+          <w:lang w:val="es_ES" w:bidi="es_ES"/>
+        </w:rPr>
+        <w:t xml:space="preserve"> La tribu de Benjamín pronto se enteró de que los israelitas se habían reunido en Mizpa. Los líderes de Israel llamaron al levita y le preguntaron qué había pasado.</w:t>
+      </w:r>
+    </w:p>
+    <w:p>
+      <w:pPr/>
+      <w:r>
+        <w:rPr>
+          <w:lang w:val="es_ES" w:bidi="es_ES"/>
+        </w:rPr>
+      </w:r>
+      <w:r>
+        <w:rPr>
+          <w:vertAlign w:val="superscript"/>
+          <w:lang w:val="es_ES" w:bidi="es_ES"/>
+        </w:rPr>
+        <w:t>4</w:t>
+      </w:r>
+      <w:r>
+        <w:rPr>
+          <w:lang w:val="es_ES" w:bidi="es_ES"/>
+        </w:rPr>
+        <w:t xml:space="preserve"> El levita, el esposo de la mujer asesinada, les contó: —Una noche llegué con mi concubina a Guibeá, que está en el territorio de Benjamín.</w:t>
+      </w:r>
+    </w:p>
+    <w:p>
+      <w:pPr/>
+      <w:r>
+        <w:rPr>
+          <w:lang w:val="es_ES" w:bidi="es_ES"/>
+        </w:rPr>
+      </w:r>
+      <w:r>
+        <w:rPr>
+          <w:vertAlign w:val="superscript"/>
+          <w:lang w:val="es_ES" w:bidi="es_ES"/>
+        </w:rPr>
+        <w:t>5</w:t>
+      </w:r>
+      <w:r>
+        <w:rPr>
+          <w:lang w:val="es_ES" w:bidi="es_ES"/>
+        </w:rPr>
+        <w:t xml:space="preserve"> Los hombres de Guibeá rodearon la casa donde me hospedaba. Querían matarme, pero en lugar de eso violaron a mi concubina hasta que murió.</w:t>
+      </w:r>
+    </w:p>
+    <w:p>
+      <w:pPr/>
+      <w:r>
+        <w:rPr>
+          <w:lang w:val="es_ES" w:bidi="es_ES"/>
+        </w:rPr>
+      </w:r>
+      <w:r>
+        <w:rPr>
+          <w:vertAlign w:val="superscript"/>
+          <w:lang w:val="es_ES" w:bidi="es_ES"/>
+        </w:rPr>
+        <w:t>6</w:t>
+      </w:r>
+      <w:r>
+        <w:rPr>
+          <w:lang w:val="es_ES" w:bidi="es_ES"/>
+        </w:rPr>
+        <w:t xml:space="preserve"> Entonces tomé su cuerpo, lo corté en 12 pedazos y envié las partes por todo el territorio de Israel, porque esos hombres cometieron un crimen horrible y vergonzoso.</w:t>
+      </w:r>
+    </w:p>
+    <w:p>
+      <w:pPr/>
+      <w:r>
+        <w:rPr>
+          <w:lang w:val="es_ES" w:bidi="es_ES"/>
+        </w:rPr>
+      </w:r>
+      <w:r>
+        <w:rPr>
+          <w:vertAlign w:val="superscript"/>
+          <w:lang w:val="es_ES" w:bidi="es_ES"/>
+        </w:rPr>
+        <w:t>7</w:t>
+      </w:r>
+      <w:r>
+        <w:rPr>
+          <w:lang w:val="es_ES" w:bidi="es_ES"/>
+        </w:rPr>
+        <w:t xml:space="preserve"> Ahora, israelitas, díganme qué piensan y qué consejo tienen.</w:t>
+      </w:r>
+    </w:p>
+    <w:p>
+      <w:pPr/>
+      <w:r>
+        <w:rPr>
+          <w:lang w:val="es_ES" w:bidi="es_ES"/>
+        </w:rPr>
+      </w:r>
+      <w:r>
+        <w:rPr>
+          <w:vertAlign w:val="superscript"/>
+          <w:lang w:val="es_ES" w:bidi="es_ES"/>
+        </w:rPr>
+        <w:t>8</w:t>
+      </w:r>
+      <w:r>
+        <w:rPr>
+          <w:lang w:val="es_ES" w:bidi="es_ES"/>
+        </w:rPr>
+        <w:t xml:space="preserve"> Todos respondieron a una voz: —Ninguno de nosotros volverá a su casa</w:t>
+      </w:r>
+    </w:p>
+    <w:p>
+      <w:pPr/>
+      <w:r>
+        <w:rPr>
+          <w:lang w:val="es_ES" w:bidi="es_ES"/>
+        </w:rPr>
+      </w:r>
+      <w:r>
+        <w:rPr>
+          <w:vertAlign w:val="superscript"/>
+          <w:lang w:val="es_ES" w:bidi="es_ES"/>
+        </w:rPr>
+        <w:t>9-10</w:t>
+      </w:r>
+      <w:r>
+        <w:rPr>
+          <w:lang w:val="es_ES" w:bidi="es_ES"/>
+        </w:rPr>
+        <w:t xml:space="preserve"> hasta que hayamos castigado a la gente de Guibeá. Vamos a elegir por sorteo a una décima parte de las tribus para que nos traigan comida, y el resto iremos a destruir Guibeá por este crimen tan horrible.</w:t>
+      </w:r>
+    </w:p>
+    <w:p>
+      <w:pPr/>
+      <w:r>
+        <w:rPr>
+          <w:lang w:val="es_ES" w:bidi="es_ES"/>
+        </w:rPr>
+      </w:r>
+      <w:r>
+        <w:rPr>
+          <w:vertAlign w:val="superscript"/>
+          <w:lang w:val="es_ES" w:bidi="es_ES"/>
+        </w:rPr>
+        <w:t>11</w:t>
+      </w:r>
+      <w:r>
+        <w:rPr>
+          <w:lang w:val="es_ES" w:bidi="es_ES"/>
+        </w:rPr>
+        <w:t xml:space="preserve"> Así que todos los hombres de Israel se juntaron contra la ciudad.</w:t>
+      </w:r>
+    </w:p>
+    <w:p>
+      <w:pPr/>
+      <w:r>
+        <w:rPr>
+          <w:lang w:val="es_ES" w:bidi="es_ES"/>
+        </w:rPr>
+      </w:r>
+      <w:r>
+        <w:rPr>
+          <w:vertAlign w:val="superscript"/>
+          <w:lang w:val="es_ES" w:bidi="es_ES"/>
+        </w:rPr>
+        <w:t>12</w:t>
+      </w:r>
+      <w:r>
+        <w:rPr>
+          <w:lang w:val="es_ES" w:bidi="es_ES"/>
+        </w:rPr>
+        <w:t xml:space="preserve"> Mandaron mensajeros a la tribu de Benjamín para preguntarles: —¿Saben ustedes del crimen terrible que se cometió entre ustedes?</w:t>
+      </w:r>
+    </w:p>
+    <w:p>
+      <w:pPr/>
+      <w:r>
+        <w:rPr>
+          <w:lang w:val="es_ES" w:bidi="es_ES"/>
+        </w:rPr>
+      </w:r>
+      <w:r>
+        <w:rPr>
+          <w:vertAlign w:val="superscript"/>
+          <w:lang w:val="es_ES" w:bidi="es_ES"/>
+        </w:rPr>
+        <w:t>13</w:t>
+      </w:r>
+      <w:r>
+        <w:rPr>
+          <w:lang w:val="es_ES" w:bidi="es_ES"/>
+        </w:rPr>
+        <w:t xml:space="preserve"> Entréguennos a los hombres malvados de Guibeá para matarlos y limpiar a Israel de este pecado. Pero los benjamitas no quisieron escuchar.</w:t>
+      </w:r>
+    </w:p>
+    <w:p>
+      <w:pPr/>
+      <w:r>
+        <w:rPr>
+          <w:lang w:val="es_ES" w:bidi="es_ES"/>
+        </w:rPr>
+      </w:r>
+      <w:r>
+        <w:rPr>
+          <w:vertAlign w:val="superscript"/>
+          <w:lang w:val="es_ES" w:bidi="es_ES"/>
+        </w:rPr>
+        <w:t>14-15</w:t>
+      </w:r>
+      <w:r>
+        <w:rPr>
+          <w:lang w:val="es_ES" w:bidi="es_ES"/>
+        </w:rPr>
+        <w:t xml:space="preserve"> Al contrario, reunieron 26.000 hombres de sus ciudades y los enviaron a Guibeá. Allí se les unieron 700 guerreros del lugar para defenderse del resto de Israel.</w:t>
+      </w:r>
+    </w:p>
+    <w:p>
+      <w:pPr/>
+      <w:r>
+        <w:rPr>
+          <w:lang w:val="es_ES" w:bidi="es_ES"/>
+        </w:rPr>
+      </w:r>
+      <w:r>
+        <w:rPr>
+          <w:vertAlign w:val="superscript"/>
+          <w:lang w:val="es_ES" w:bidi="es_ES"/>
+        </w:rPr>
+        <w:t>16</w:t>
+      </w:r>
+      <w:r>
+        <w:rPr>
+          <w:lang w:val="es_ES" w:bidi="es_ES"/>
+        </w:rPr>
+        <w:t xml:space="preserve"> Entre los benjamitas había 700 guerreros zurdos que eran expertos con la honda. Podían lanzar una piedra y darle a un cabello sin equivocarse.</w:t>
+      </w:r>
+    </w:p>
+    <w:p>
+      <w:pPr/>
+      <w:r>
+        <w:rPr>
+          <w:lang w:val="es_ES" w:bidi="es_ES"/>
+        </w:rPr>
+      </w:r>
+      <w:r>
+        <w:rPr>
+          <w:vertAlign w:val="superscript"/>
+          <w:lang w:val="es_ES" w:bidi="es_ES"/>
+        </w:rPr>
+        <w:t>17</w:t>
+      </w:r>
+      <w:r>
+        <w:rPr>
+          <w:lang w:val="es_ES" w:bidi="es_ES"/>
+        </w:rPr>
+        <w:t xml:space="preserve"> Los israelitas, sin contar a los de Benjamín, eran 400.000 guerreros con espada.</w:t>
+      </w:r>
+    </w:p>
+    <w:p>
+      <w:pPr/>
+      <w:r>
+        <w:rPr>
+          <w:lang w:val="es_ES" w:bidi="es_ES"/>
+        </w:rPr>
+      </w:r>
+      <w:r>
+        <w:rPr>
+          <w:vertAlign w:val="superscript"/>
+          <w:lang w:val="es_ES" w:bidi="es_ES"/>
+        </w:rPr>
+        <w:t>18</w:t>
+      </w:r>
+      <w:r>
+        <w:rPr>
+          <w:lang w:val="es_ES" w:bidi="es_ES"/>
+        </w:rPr>
+        <w:t xml:space="preserve"> Antes de comenzar la batalla, los israelitas fueron a Betel a consultar a Dios. Le preguntaron: —¿Qué tribu debe atacar primero a los benjamitas? El Señor les contestó: —Judá irá primero.</w:t>
+      </w:r>
+    </w:p>
+    <w:p>
+      <w:pPr/>
+      <w:r>
+        <w:rPr>
+          <w:lang w:val="es_ES" w:bidi="es_ES"/>
+        </w:rPr>
+      </w:r>
+      <w:r>
+        <w:rPr>
+          <w:vertAlign w:val="superscript"/>
+          <w:lang w:val="es_ES" w:bidi="es_ES"/>
+        </w:rPr>
+        <w:t>19-20</w:t>
+      </w:r>
+      <w:r>
+        <w:rPr>
+          <w:lang w:val="es_ES" w:bidi="es_ES"/>
+        </w:rPr>
+        <w:t xml:space="preserve"> A la mañana siguiente, los israelitas salieron y acamparon cerca de Guibeá para pelear contra los benjamitas.</w:t>
+      </w:r>
+    </w:p>
+    <w:p>
+      <w:pPr/>
+      <w:r>
+        <w:rPr>
+          <w:lang w:val="es_ES" w:bidi="es_ES"/>
+        </w:rPr>
+      </w:r>
+      <w:r>
+        <w:rPr>
+          <w:vertAlign w:val="superscript"/>
+          <w:lang w:val="es_ES" w:bidi="es_ES"/>
+        </w:rPr>
+        <w:t>21</w:t>
+      </w:r>
+      <w:r>
+        <w:rPr>
+          <w:lang w:val="es_ES" w:bidi="es_ES"/>
+        </w:rPr>
+        <w:t xml:space="preserve"> Pero ese día, los benjamitas salieron de Guibeá y mataron a 22.000 israelitas.</w:t>
+      </w:r>
+    </w:p>
+    <w:p>
+      <w:pPr/>
+      <w:r>
+        <w:rPr>
+          <w:lang w:val="es_ES" w:bidi="es_ES"/>
+        </w:rPr>
+      </w:r>
+      <w:r>
+        <w:rPr>
+          <w:vertAlign w:val="superscript"/>
+          <w:lang w:val="es_ES" w:bidi="es_ES"/>
+        </w:rPr>
+        <w:t>22-24</w:t>
+      </w:r>
+      <w:r>
+        <w:rPr>
+          <w:lang w:val="es_ES" w:bidi="es_ES"/>
+        </w:rPr>
+        <w:t xml:space="preserve"> Entonces los israelitas fueron a llorar delante del Señor hasta la tarde. Le preguntaron: —¿Debemos volver a pelear contra nuestros hermanos benjamitas? El Señor les dijo: —Sí, atáquenlos. Los israelitas se animaron y al día siguiente volvieron a pelear en el mismo lugar.</w:t>
+      </w:r>
+    </w:p>
+    <w:p>
+      <w:pPr/>
+      <w:r>
+        <w:rPr>
+          <w:lang w:val="es_ES" w:bidi="es_ES"/>
+        </w:rPr>
+      </w:r>
+      <w:r>
+        <w:rPr>
+          <w:vertAlign w:val="superscript"/>
+          <w:lang w:val="es_ES" w:bidi="es_ES"/>
+        </w:rPr>
+        <w:t>25</w:t>
+      </w:r>
+      <w:r>
+        <w:rPr>
+          <w:lang w:val="es_ES" w:bidi="es_ES"/>
+        </w:rPr>
+        <w:t xml:space="preserve"> Pero ese día los benjamitas mataron a otros 18.000 guerreros israelitas.</w:t>
+      </w:r>
+    </w:p>
+    <w:p>
+      <w:pPr/>
+      <w:r>
+        <w:rPr>
+          <w:lang w:val="es_ES" w:bidi="es_ES"/>
+        </w:rPr>
+      </w:r>
+      <w:r>
+        <w:rPr>
+          <w:vertAlign w:val="superscript"/>
+          <w:lang w:val="es_ES" w:bidi="es_ES"/>
+        </w:rPr>
+        <w:t>26</w:t>
+      </w:r>
+      <w:r>
+        <w:rPr>
+          <w:lang w:val="es_ES" w:bidi="es_ES"/>
+        </w:rPr>
+        <w:t xml:space="preserve"> Entonces todos los israelitas subieron a Betel y se pusieron a llorar delante del Señor. Ayunaron hasta la tarde y presentaron ofrendas quemadas y sacrificios de comunión al Señor.</w:t>
+      </w:r>
+    </w:p>
+    <w:p>
+      <w:pPr/>
+      <w:r>
+        <w:rPr>
+          <w:lang w:val="es_ES" w:bidi="es_ES"/>
+        </w:rPr>
+      </w:r>
+      <w:r>
+        <w:rPr>
+          <w:vertAlign w:val="superscript"/>
+          <w:lang w:val="es_ES" w:bidi="es_ES"/>
+        </w:rPr>
+        <w:t>27-28</w:t>
+      </w:r>
+      <w:r>
+        <w:rPr>
+          <w:lang w:val="es_ES" w:bidi="es_ES"/>
+        </w:rPr>
+        <w:t xml:space="preserve"> En esos días, el arca de Dios estaba en Betel, y Finés, hijo de Eleazar y nieto de Aarón, servía como sacerdote. Los israelitas consultaron al Señor: —¿Debemos salir otra vez a pelear contra nuestros hermanos de Benjamín, o nos detenemos? El Señor respondió: —Vayan, porque mañana los haré derrotar a los hombres de Benjamín.</w:t>
+      </w:r>
+    </w:p>
+    <w:p>
+      <w:pPr/>
+      <w:r>
+        <w:rPr>
+          <w:lang w:val="es_ES" w:bidi="es_ES"/>
+        </w:rPr>
+      </w:r>
+      <w:r>
+        <w:rPr>
+          <w:vertAlign w:val="superscript"/>
+          <w:lang w:val="es_ES" w:bidi="es_ES"/>
+        </w:rPr>
+        <w:t>29</w:t>
+      </w:r>
+      <w:r>
+        <w:rPr>
+          <w:lang w:val="es_ES" w:bidi="es_ES"/>
+        </w:rPr>
+        <w:t xml:space="preserve"> Entonces Israel colocó una emboscada alrededor de la ciudad.</w:t>
+      </w:r>
+    </w:p>
+    <w:p>
+      <w:pPr/>
+      <w:r>
+        <w:rPr>
+          <w:lang w:val="es_ES" w:bidi="es_ES"/>
+        </w:rPr>
+      </w:r>
+      <w:r>
+        <w:rPr>
+          <w:vertAlign w:val="superscript"/>
+          <w:lang w:val="es_ES" w:bidi="es_ES"/>
+        </w:rPr>
+        <w:t>30</w:t>
+      </w:r>
+      <w:r>
+        <w:rPr>
+          <w:lang w:val="es_ES" w:bidi="es_ES"/>
+        </w:rPr>
+        <w:t xml:space="preserve"> Salieron de nuevo al tercer día y se posicionaron en la formación habitual.</w:t>
+      </w:r>
+    </w:p>
+    <w:p>
+      <w:pPr/>
+      <w:r>
+        <w:rPr>
+          <w:lang w:val="es_ES" w:bidi="es_ES"/>
+        </w:rPr>
+      </w:r>
+      <w:r>
+        <w:rPr>
+          <w:vertAlign w:val="superscript"/>
+          <w:lang w:val="es_ES" w:bidi="es_ES"/>
+        </w:rPr>
+        <w:t>31</w:t>
+      </w:r>
+      <w:r>
+        <w:rPr>
+          <w:lang w:val="es_ES" w:bidi="es_ES"/>
+        </w:rPr>
+        <w:t xml:space="preserve"> Cuando los hombres de Benjamín salieron para atacarlos, las tropas de Israel retrocedieron y los benjamitas los persiguieron alejándose de la ciudad. Como en las ocasiones anteriores, Benjamín comenzó a perseguir a los israelitas por los caminos que llevan a Betel y a Guibeá, y mataron a unos 30 israelitas.</w:t>
+      </w:r>
+    </w:p>
+    <w:p>
+      <w:pPr/>
+      <w:r>
+        <w:rPr>
+          <w:lang w:val="es_ES" w:bidi="es_ES"/>
+        </w:rPr>
+      </w:r>
+      <w:r>
+        <w:rPr>
+          <w:vertAlign w:val="superscript"/>
+          <w:lang w:val="es_ES" w:bidi="es_ES"/>
+        </w:rPr>
+        <w:t>32</w:t>
+      </w:r>
+      <w:r>
+        <w:rPr>
+          <w:lang w:val="es_ES" w:bidi="es_ES"/>
+        </w:rPr>
+        <w:t xml:space="preserve"> Los de Benjamín gritaron: —¡Los estamos venciendo otra vez! Pero los israelitas habían planeado retroceder primero para que los benjamitas los persiguieran y se alejaran de la ciudad.</w:t>
+      </w:r>
+    </w:p>
+    <w:p>
+      <w:pPr/>
+      <w:r>
+        <w:rPr>
+          <w:lang w:val="es_ES" w:bidi="es_ES"/>
+        </w:rPr>
+      </w:r>
+      <w:r>
+        <w:rPr>
+          <w:vertAlign w:val="superscript"/>
+          <w:lang w:val="es_ES" w:bidi="es_ES"/>
+        </w:rPr>
+        <w:t>33</w:t>
+      </w:r>
+      <w:r>
+        <w:rPr>
+          <w:lang w:val="es_ES" w:bidi="es_ES"/>
+        </w:rPr>
+        <w:t xml:space="preserve"> Cuando los israelitas llegaron a Baal Tamar, se dieron vuelta y atacaron. Al mismo tiempo, los 10.000 hombres que estaban emboscados al oeste de Guibeá salieron de su escondite.</w:t>
+      </w:r>
+    </w:p>
+    <w:p>
+      <w:pPr/>
+      <w:r>
+        <w:rPr>
+          <w:lang w:val="es_ES" w:bidi="es_ES"/>
+        </w:rPr>
+      </w:r>
+      <w:r>
+        <w:rPr>
+          <w:vertAlign w:val="superscript"/>
+          <w:lang w:val="es_ES" w:bidi="es_ES"/>
+        </w:rPr>
+        <w:t>34</w:t>
+      </w:r>
+      <w:r>
+        <w:rPr>
+          <w:lang w:val="es_ES" w:bidi="es_ES"/>
+        </w:rPr>
+        <w:t xml:space="preserve"> Avanzaron contra la retaguardia de los benjamitas, que todavía no se daban cuenta del desastre que les esperaba.</w:t>
+      </w:r>
+    </w:p>
+    <w:p>
+      <w:pPr/>
+      <w:r>
+        <w:rPr>
+          <w:lang w:val="es_ES" w:bidi="es_ES"/>
+        </w:rPr>
+      </w:r>
+      <w:r>
+        <w:rPr>
+          <w:vertAlign w:val="superscript"/>
+          <w:lang w:val="es_ES" w:bidi="es_ES"/>
+        </w:rPr>
+        <w:t>35-39</w:t>
+      </w:r>
+      <w:r>
+        <w:rPr>
+          <w:lang w:val="es_ES" w:bidi="es_ES"/>
+        </w:rPr>
+        <w:t xml:space="preserve"> El Señor le dio la victoria a Israel sobre Benjamín. Ese día, los israelitas mataron a 25.100 hombres de Benjamín, y solo quedó un pequeño grupo de sobrevivientes. Los israelitas habían retrocedido a propósito frente a los benjamitas para prepararles la emboscada y tener más espacio para la maniobra. Cuando los de Benjamín mataron a 30 israelitas, pensaron que lograrían una gran victoria como antes. Sin embargo, los hombres que estaban escondidos entraron en Guibeá, mataron a todos los que estaban allí y prendieron fuego a la ciudad. La columna de humo que subía de la ciudad fue la señal para que los israelitas se dieran vuelta y atacaran a los benjamitas.</w:t>
+      </w:r>
+    </w:p>
+    <w:p>
+      <w:pPr/>
+      <w:r>
+        <w:rPr>
+          <w:lang w:val="es_ES" w:bidi="es_ES"/>
+        </w:rPr>
+      </w:r>
+      <w:r>
+        <w:rPr>
+          <w:vertAlign w:val="superscript"/>
+          <w:lang w:val="es_ES" w:bidi="es_ES"/>
+        </w:rPr>
+        <w:t>40-41</w:t>
+      </w:r>
+      <w:r>
+        <w:rPr>
+          <w:lang w:val="es_ES" w:bidi="es_ES"/>
+        </w:rPr>
+        <w:t xml:space="preserve"> Cuando los benjamitas miraron hacia atrás, se llenaron de terror al ver que toda la ciudad estaba envuelta en llamas y que estaban atrapados.</w:t>
+      </w:r>
+    </w:p>
+    <w:p>
+      <w:pPr/>
+      <w:r>
+        <w:rPr>
+          <w:lang w:val="es_ES" w:bidi="es_ES"/>
+        </w:rPr>
+      </w:r>
+      <w:r>
+        <w:rPr>
+          <w:vertAlign w:val="superscript"/>
+          <w:lang w:val="es_ES" w:bidi="es_ES"/>
+        </w:rPr>
+        <w:t>42</w:t>
+      </w:r>
+      <w:r>
+        <w:rPr>
+          <w:lang w:val="es_ES" w:bidi="es_ES"/>
+        </w:rPr>
+        <w:t xml:space="preserve"> Huyeron hacia el desierto, pero los israelitas los persiguieron y los mataron. Los soldados que habían estado escondidos salieron y se unieron a la batalla, atacándolos por detrás.</w:t>
+      </w:r>
+    </w:p>
+    <w:p>
+      <w:pPr/>
+      <w:r>
+        <w:rPr>
+          <w:lang w:val="es_ES" w:bidi="es_ES"/>
+        </w:rPr>
+      </w:r>
+      <w:r>
+        <w:rPr>
+          <w:vertAlign w:val="superscript"/>
+          <w:lang w:val="es_ES" w:bidi="es_ES"/>
+        </w:rPr>
+        <w:t>43</w:t>
+      </w:r>
+      <w:r>
+        <w:rPr>
+          <w:lang w:val="es_ES" w:bidi="es_ES"/>
+        </w:rPr>
+        <w:t xml:space="preserve"> Rodearon a los benjamitas al este de Guibeá y mataron a la mayoría de ellos en ese lugar.</w:t>
+      </w:r>
+    </w:p>
+    <w:p>
+      <w:pPr/>
+      <w:r>
+        <w:rPr>
+          <w:lang w:val="es_ES" w:bidi="es_ES"/>
+        </w:rPr>
+      </w:r>
+      <w:r>
+        <w:rPr>
+          <w:vertAlign w:val="superscript"/>
+          <w:lang w:val="es_ES" w:bidi="es_ES"/>
+        </w:rPr>
+        <w:t>44</w:t>
+      </w:r>
+      <w:r>
+        <w:rPr>
+          <w:lang w:val="es_ES" w:bidi="es_ES"/>
+        </w:rPr>
+        <w:t xml:space="preserve"> Ese día murieron 18.000 guerreros valientes de la tribu de Benjamín.</w:t>
+      </w:r>
+    </w:p>
+    <w:p>
+      <w:pPr/>
+      <w:r>
+        <w:rPr>
+          <w:lang w:val="es_ES" w:bidi="es_ES"/>
+        </w:rPr>
+      </w:r>
+      <w:r>
+        <w:rPr>
+          <w:vertAlign w:val="superscript"/>
+          <w:lang w:val="es_ES" w:bidi="es_ES"/>
+        </w:rPr>
+        <w:t>45</w:t>
+      </w:r>
+      <w:r>
+        <w:rPr>
+          <w:lang w:val="es_ES" w:bidi="es_ES"/>
+        </w:rPr>
+        <w:t xml:space="preserve"> Los que quedaron vivos corrieron hacia el desierto, en dirección a la peña de Rimón. Pero los israelitas mataron a 5.000 de ellos en los caminos, y persiguieron al resto hasta Guidón, donde mataron a 2.000 más.</w:t>
+      </w:r>
+    </w:p>
+    <w:p>
+      <w:pPr/>
+      <w:r>
+        <w:rPr>
+          <w:lang w:val="es_ES" w:bidi="es_ES"/>
+        </w:rPr>
+      </w:r>
+      <w:r>
+        <w:rPr>
+          <w:vertAlign w:val="superscript"/>
+          <w:lang w:val="es_ES" w:bidi="es_ES"/>
+        </w:rPr>
+        <w:t>46</w:t>
+      </w:r>
+      <w:r>
+        <w:rPr>
+          <w:lang w:val="es_ES" w:bidi="es_ES"/>
+        </w:rPr>
+        <w:t xml:space="preserve"> En total, ese día murieron 25.000 guerreros valientes de la tribu de Benjamín.</w:t>
+      </w:r>
+    </w:p>
+    <w:p>
+      <w:pPr/>
+      <w:r>
+        <w:rPr>
+          <w:lang w:val="es_ES" w:bidi="es_ES"/>
+        </w:rPr>
+      </w:r>
+      <w:r>
+        <w:rPr>
+          <w:vertAlign w:val="superscript"/>
+          <w:lang w:val="es_ES" w:bidi="es_ES"/>
+        </w:rPr>
+        <w:t>47</w:t>
+      </w:r>
+      <w:r>
+        <w:rPr>
+          <w:lang w:val="es_ES" w:bidi="es_ES"/>
+        </w:rPr>
+        <w:t xml:space="preserve"> Solamente 600 hombres lograron escapar. Llegaron a la peña de Rimón, donde se quedaron viviendo durante 4 meses.</w:t>
+      </w:r>
+    </w:p>
+    <w:p>
+      <w:pPr/>
+      <w:r>
+        <w:rPr>
+          <w:lang w:val="es_ES" w:bidi="es_ES"/>
+        </w:rPr>
+      </w:r>
+      <w:r>
+        <w:rPr>
+          <w:vertAlign w:val="superscript"/>
+          <w:lang w:val="es_ES" w:bidi="es_ES"/>
+        </w:rPr>
+        <w:t>48</w:t>
+      </w:r>
+      <w:r>
+        <w:rPr>
+          <w:lang w:val="es_ES" w:bidi="es_ES"/>
+        </w:rPr>
+        <w:t xml:space="preserve"> Después, los israelitas regresaron al territorio de Benjamín y mataron a toda la gente que encontraron: hombres, mujeres, niños y animales. También quemaron todas las ciudades y pueblos.</w:t>
+      </w:r>
+    </w:p>
+    <w:p>
+      <w:pPr>
+        <w:pStyle w:val="Heading2"/>
+      </w:pPr>
+      <w:r>
+        <w:rPr>
+          <w:lang w:val="es_ES" w:bidi="es_ES"/>
+        </w:rPr>
         <w:t>Jueces 21:1</w:t>
       </w:r>
       <w:r>
@@ -12230,7 +12246,7 @@
           <w:vertAlign w:val="superscript"/>
           <w:lang w:val="es_ES" w:bidi="es_ES"/>
         </w:rPr>
-        <w:t>9</w:t>
+        <w:t>8-9</w:t>
       </w:r>
       <w:r>
         <w:rPr>
@@ -12251,7 +12267,7 @@
           <w:vertAlign w:val="superscript"/>
           <w:lang w:val="es_ES" w:bidi="es_ES"/>
         </w:rPr>
-        <w:t>12</w:t>
+        <w:t>10-12</w:t>
       </w:r>
       <w:r>
         <w:rPr>
@@ -12467,7 +12483,7 @@
         <w:rPr>
           <w:lang w:val="es_ES" w:bidi="es_ES"/>
         </w:rPr>
-        <w:t xml:space="preserve"> Y cuando sus padres o hermanos vengan a quejarse, les diremos: "Por favor, sean comprensivos y permitan que ellos se queden con sus hijas. Es que no encontramos suficientes esposas para ellos al destruir Jabés de Galaad, y ustedes no podían darles a sus hijas sin incurrir en culpa".</w:t>
+        <w:t xml:space="preserve"> Y cuando sus padres o hermanos vengan a quejarse, les diremos: “Por favor, sean comprensivos y permitan que ellos se queden con sus hijas. Es que no encontramos suficientes esposas para ellos al destruir Jabés de Galaad, y ustedes no podían darles a sus hijas sin incurrir en culpa”.</w:t>
       </w:r>
     </w:p>
     <w:p>
